--- a/RDMController_UserGuide.docx
+++ b/RDMController_UserGuide.docx
@@ -15,7 +15,7 @@
           <w:sz w:val="56"/>
           <w:szCs w:val="56"/>
         </w:rPr>
-        <w:t>S3HW RDM Controller</w:t>
+        <w:t>RDM Controller</w:t>
       </w:r>
     </w:p>
     <w:p>
@@ -92,6 +92,12 @@
       <w:r>
         <w:t>This RDM Controller is firmware for an ESP32-S2 Thing Plus board that acts as an RDM (Remote Device Management) controller on a DMX512 bus. It discovers RDM-capable dimmer devices and provides an interactive serial command interface for controlling them.</w:t>
       </w:r>
+      <w:r>
+        <w:t xml:space="preserve"> As well as the RDM features, there is also a basic DMX </w:t>
+      </w:r>
+      <w:r>
+        <w:t>setup allowing any DMX channel to be set to a value between 0 and 255.</w:t>
+      </w:r>
     </w:p>
     <w:p>
       <w:pPr>
@@ -103,7 +109,13 @@
         <w:spacing w:before="60" w:after="100"/>
       </w:pPr>
       <w:r>
-        <w:t>The command language deliberately mirrors the serial interface of the S3HW DMX dimmer (the RDM responder). This means an operator can use identical commands whether they are connected directly to the dimmer over USB or remotely via the controller over RDM.</w:t>
+        <w:t>The command language deliberately mirrors the serial interface of the S3HW DMX dimmer (the RDM responder). This means an operator can use</w:t>
+      </w:r>
+      <w:r>
+        <w:t xml:space="preserve"> relevant</w:t>
+      </w:r>
+      <w:r>
+        <w:t xml:space="preserve"> identical commands whether they are connected directly to the dimmer over USB or remotely via the controller over RDM.</w:t>
       </w:r>
     </w:p>
     <w:p>
@@ -116,7 +128,19 @@
         <w:spacing w:before="60" w:after="100"/>
       </w:pPr>
       <w:r>
-        <w:t>Primary use case: commissioning and diagnostic access to an S3HW Tempus retrofit dimmer rack without physical access to the dimmer unit.</w:t>
+        <w:t>Primary use case:</w:t>
+      </w:r>
+      <w:r>
+        <w:t xml:space="preserve"> </w:t>
+      </w:r>
+      <w:r>
+        <w:t xml:space="preserve">basic </w:t>
+      </w:r>
+      <w:r>
+        <w:t>level settings,</w:t>
+      </w:r>
+      <w:r>
+        <w:t xml:space="preserve"> commissioning and diagnostic access to an S3HW Tempus retrofit dimmer rack without physical access to the dimmer unit.</w:t>
       </w:r>
     </w:p>
     <w:p>
@@ -179,12 +203,6 @@
         <w:gridCol w:w="3924"/>
       </w:tblGrid>
       <w:tr>
-        <w:tblPrEx>
-          <w:tblCellMar>
-            <w:top w:w="0" w:type="dxa"/>
-            <w:bottom w:w="0" w:type="dxa"/>
-          </w:tblCellMar>
-        </w:tblPrEx>
         <w:trPr>
           <w:tblHeader/>
         </w:trPr>
@@ -271,12 +289,6 @@
         </w:tc>
       </w:tr>
       <w:tr>
-        <w:tblPrEx>
-          <w:tblCellMar>
-            <w:top w:w="0" w:type="dxa"/>
-            <w:bottom w:w="0" w:type="dxa"/>
-          </w:tblCellMar>
-        </w:tblPrEx>
         <w:tc>
           <w:tcPr>
             <w:tcW w:w="2126" w:type="dxa"/>
@@ -350,12 +362,6 @@
         </w:tc>
       </w:tr>
       <w:tr>
-        <w:tblPrEx>
-          <w:tblCellMar>
-            <w:top w:w="0" w:type="dxa"/>
-            <w:bottom w:w="0" w:type="dxa"/>
-          </w:tblCellMar>
-        </w:tblPrEx>
         <w:tc>
           <w:tcPr>
             <w:tcW w:w="2126" w:type="dxa"/>
@@ -429,12 +435,6 @@
         </w:tc>
       </w:tr>
       <w:tr>
-        <w:tblPrEx>
-          <w:tblCellMar>
-            <w:top w:w="0" w:type="dxa"/>
-            <w:bottom w:w="0" w:type="dxa"/>
-          </w:tblCellMar>
-        </w:tblPrEx>
         <w:tc>
           <w:tcPr>
             <w:tcW w:w="2126" w:type="dxa"/>
@@ -508,12 +508,6 @@
         </w:tc>
       </w:tr>
       <w:tr>
-        <w:tblPrEx>
-          <w:tblCellMar>
-            <w:top w:w="0" w:type="dxa"/>
-            <w:bottom w:w="0" w:type="dxa"/>
-          </w:tblCellMar>
-        </w:tblPrEx>
         <w:tc>
           <w:tcPr>
             <w:tcW w:w="2126" w:type="dxa"/>
@@ -709,7 +703,13 @@
       </w:pPr>
       <w:r>
         <w:lastRenderedPageBreak/>
-        <w:t>Example startup output:</w:t>
+        <w:t xml:space="preserve">Example startup </w:t>
+      </w:r>
+      <w:r>
+        <w:t xml:space="preserve"> </w:t>
+      </w:r>
+      <w:r>
+        <w:t>output:</w:t>
       </w:r>
     </w:p>
     <w:p>
@@ -851,12 +851,6 @@
         <w:gridCol w:w="9026"/>
       </w:tblGrid>
       <w:tr>
-        <w:tblPrEx>
-          <w:tblCellMar>
-            <w:top w:w="0" w:type="dxa"/>
-            <w:bottom w:w="0" w:type="dxa"/>
-          </w:tblCellMar>
-        </w:tblPrEx>
         <w:trPr>
           <w:trHeight w:val="545"/>
         </w:trPr>
@@ -961,12 +955,6 @@
         <w:gridCol w:w="5908"/>
       </w:tblGrid>
       <w:tr>
-        <w:tblPrEx>
-          <w:tblCellMar>
-            <w:top w:w="0" w:type="dxa"/>
-            <w:bottom w:w="0" w:type="dxa"/>
-          </w:tblCellMar>
-        </w:tblPrEx>
         <w:trPr>
           <w:tblHeader/>
         </w:trPr>
@@ -1053,12 +1041,6 @@
         </w:tc>
       </w:tr>
       <w:tr>
-        <w:tblPrEx>
-          <w:tblCellMar>
-            <w:top w:w="0" w:type="dxa"/>
-            <w:bottom w:w="0" w:type="dxa"/>
-          </w:tblCellMar>
-        </w:tblPrEx>
         <w:tc>
           <w:tcPr>
             <w:tcW w:w="1842" w:type="dxa"/>
@@ -1132,12 +1114,6 @@
         </w:tc>
       </w:tr>
       <w:tr>
-        <w:tblPrEx>
-          <w:tblCellMar>
-            <w:top w:w="0" w:type="dxa"/>
-            <w:bottom w:w="0" w:type="dxa"/>
-          </w:tblCellMar>
-        </w:tblPrEx>
         <w:tc>
           <w:tcPr>
             <w:tcW w:w="1842" w:type="dxa"/>
@@ -1211,12 +1187,6 @@
         </w:tc>
       </w:tr>
       <w:tr>
-        <w:tblPrEx>
-          <w:tblCellMar>
-            <w:top w:w="0" w:type="dxa"/>
-            <w:bottom w:w="0" w:type="dxa"/>
-          </w:tblCellMar>
-        </w:tblPrEx>
         <w:tc>
           <w:tcPr>
             <w:tcW w:w="1842" w:type="dxa"/>
@@ -1331,12 +1301,6 @@
         <w:gridCol w:w="5908"/>
       </w:tblGrid>
       <w:tr>
-        <w:tblPrEx>
-          <w:tblCellMar>
-            <w:top w:w="0" w:type="dxa"/>
-            <w:bottom w:w="0" w:type="dxa"/>
-          </w:tblCellMar>
-        </w:tblPrEx>
         <w:trPr>
           <w:tblHeader/>
         </w:trPr>
@@ -1423,12 +1387,6 @@
         </w:tc>
       </w:tr>
       <w:tr>
-        <w:tblPrEx>
-          <w:tblCellMar>
-            <w:top w:w="0" w:type="dxa"/>
-            <w:bottom w:w="0" w:type="dxa"/>
-          </w:tblCellMar>
-        </w:tblPrEx>
         <w:tc>
           <w:tcPr>
             <w:tcW w:w="1842" w:type="dxa"/>
@@ -1502,12 +1460,6 @@
         </w:tc>
       </w:tr>
       <w:tr>
-        <w:tblPrEx>
-          <w:tblCellMar>
-            <w:top w:w="0" w:type="dxa"/>
-            <w:bottom w:w="0" w:type="dxa"/>
-          </w:tblCellMar>
-        </w:tblPrEx>
         <w:tc>
           <w:tcPr>
             <w:tcW w:w="1842" w:type="dxa"/>
@@ -1607,12 +1559,6 @@
         <w:gridCol w:w="9026"/>
       </w:tblGrid>
       <w:tr>
-        <w:tblPrEx>
-          <w:tblCellMar>
-            <w:top w:w="0" w:type="dxa"/>
-            <w:bottom w:w="0" w:type="dxa"/>
-          </w:tblCellMar>
-        </w:tblPrEx>
         <w:trPr>
           <w:trHeight w:val="530"/>
         </w:trPr>
@@ -1701,12 +1647,6 @@
         <w:gridCol w:w="6333"/>
       </w:tblGrid>
       <w:tr>
-        <w:tblPrEx>
-          <w:tblCellMar>
-            <w:top w:w="0" w:type="dxa"/>
-            <w:bottom w:w="0" w:type="dxa"/>
-          </w:tblCellMar>
-        </w:tblPrEx>
         <w:trPr>
           <w:tblHeader/>
         </w:trPr>
@@ -1802,12 +1742,6 @@
         </w:tc>
       </w:tr>
       <w:tr>
-        <w:tblPrEx>
-          <w:tblCellMar>
-            <w:top w:w="0" w:type="dxa"/>
-            <w:bottom w:w="0" w:type="dxa"/>
-          </w:tblCellMar>
-        </w:tblPrEx>
         <w:tc>
           <w:tcPr>
             <w:tcW w:w="850" w:type="dxa"/>
@@ -1881,12 +1815,6 @@
         </w:tc>
       </w:tr>
       <w:tr>
-        <w:tblPrEx>
-          <w:tblCellMar>
-            <w:top w:w="0" w:type="dxa"/>
-            <w:bottom w:w="0" w:type="dxa"/>
-          </w:tblCellMar>
-        </w:tblPrEx>
         <w:tc>
           <w:tcPr>
             <w:tcW w:w="850" w:type="dxa"/>
@@ -1960,12 +1888,6 @@
         </w:tc>
       </w:tr>
       <w:tr>
-        <w:tblPrEx>
-          <w:tblCellMar>
-            <w:top w:w="0" w:type="dxa"/>
-            <w:bottom w:w="0" w:type="dxa"/>
-          </w:tblCellMar>
-        </w:tblPrEx>
         <w:tc>
           <w:tcPr>
             <w:tcW w:w="850" w:type="dxa"/>
@@ -2039,12 +1961,6 @@
         </w:tc>
       </w:tr>
       <w:tr>
-        <w:tblPrEx>
-          <w:tblCellMar>
-            <w:top w:w="0" w:type="dxa"/>
-            <w:bottom w:w="0" w:type="dxa"/>
-          </w:tblCellMar>
-        </w:tblPrEx>
         <w:tc>
           <w:tcPr>
             <w:tcW w:w="850" w:type="dxa"/>
@@ -2146,12 +2062,6 @@
         <w:gridCol w:w="5199"/>
       </w:tblGrid>
       <w:tr>
-        <w:tblPrEx>
-          <w:tblCellMar>
-            <w:top w:w="0" w:type="dxa"/>
-            <w:bottom w:w="0" w:type="dxa"/>
-          </w:tblCellMar>
-        </w:tblPrEx>
         <w:trPr>
           <w:tblHeader/>
         </w:trPr>
@@ -2238,12 +2148,6 @@
         </w:tc>
       </w:tr>
       <w:tr>
-        <w:tblPrEx>
-          <w:tblCellMar>
-            <w:top w:w="0" w:type="dxa"/>
-            <w:bottom w:w="0" w:type="dxa"/>
-          </w:tblCellMar>
-        </w:tblPrEx>
         <w:tc>
           <w:tcPr>
             <w:tcW w:w="2126" w:type="dxa"/>
@@ -2317,12 +2221,6 @@
         </w:tc>
       </w:tr>
       <w:tr>
-        <w:tblPrEx>
-          <w:tblCellMar>
-            <w:top w:w="0" w:type="dxa"/>
-            <w:bottom w:w="0" w:type="dxa"/>
-          </w:tblCellMar>
-        </w:tblPrEx>
         <w:tc>
           <w:tcPr>
             <w:tcW w:w="2126" w:type="dxa"/>
@@ -2396,12 +2294,6 @@
         </w:tc>
       </w:tr>
       <w:tr>
-        <w:tblPrEx>
-          <w:tblCellMar>
-            <w:top w:w="0" w:type="dxa"/>
-            <w:bottom w:w="0" w:type="dxa"/>
-          </w:tblCellMar>
-        </w:tblPrEx>
         <w:tc>
           <w:tcPr>
             <w:tcW w:w="2126" w:type="dxa"/>
@@ -2501,12 +2393,6 @@
         <w:gridCol w:w="9026"/>
       </w:tblGrid>
       <w:tr>
-        <w:tblPrEx>
-          <w:tblCellMar>
-            <w:top w:w="0" w:type="dxa"/>
-            <w:bottom w:w="0" w:type="dxa"/>
-          </w:tblCellMar>
-        </w:tblPrEx>
         <w:tc>
           <w:tcPr>
             <w:tcW w:w="9026" w:type="dxa"/>
@@ -2580,12 +2466,6 @@
         <w:gridCol w:w="5058"/>
       </w:tblGrid>
       <w:tr>
-        <w:tblPrEx>
-          <w:tblCellMar>
-            <w:top w:w="0" w:type="dxa"/>
-            <w:bottom w:w="0" w:type="dxa"/>
-          </w:tblCellMar>
-        </w:tblPrEx>
         <w:trPr>
           <w:tblHeader/>
         </w:trPr>
@@ -2672,12 +2552,6 @@
         </w:tc>
       </w:tr>
       <w:tr>
-        <w:tblPrEx>
-          <w:tblCellMar>
-            <w:top w:w="0" w:type="dxa"/>
-            <w:bottom w:w="0" w:type="dxa"/>
-          </w:tblCellMar>
-        </w:tblPrEx>
         <w:tc>
           <w:tcPr>
             <w:tcW w:w="2126" w:type="dxa"/>
@@ -2751,12 +2625,6 @@
         </w:tc>
       </w:tr>
       <w:tr>
-        <w:tblPrEx>
-          <w:tblCellMar>
-            <w:top w:w="0" w:type="dxa"/>
-            <w:bottom w:w="0" w:type="dxa"/>
-          </w:tblCellMar>
-        </w:tblPrEx>
         <w:tc>
           <w:tcPr>
             <w:tcW w:w="2126" w:type="dxa"/>
@@ -2830,12 +2698,6 @@
         </w:tc>
       </w:tr>
       <w:tr>
-        <w:tblPrEx>
-          <w:tblCellMar>
-            <w:top w:w="0" w:type="dxa"/>
-            <w:bottom w:w="0" w:type="dxa"/>
-          </w:tblCellMar>
-        </w:tblPrEx>
         <w:tc>
           <w:tcPr>
             <w:tcW w:w="2126" w:type="dxa"/>
@@ -2919,13 +2781,804 @@
         <w:pStyle w:val="Heading2"/>
       </w:pPr>
       <w:r>
-        <w:t>4.5 Information and Status</w:t>
-      </w:r>
-    </w:p>
-    <w:p>
-      <w:pPr>
-        <w:spacing w:after="80"/>
-      </w:pPr>
+        <w:t>4.5 DMX Personality</w:t>
+      </w:r>
+    </w:p>
+    <w:p>
+      <w:pPr>
+        <w:spacing w:before="60" w:after="100"/>
+      </w:pPr>
+      <w:r>
+        <w:t>DMX personalities define the operating mode and DMX footprint of a device. For the S3HW dimmer, personality 1 is the 6 x 2.5kW mode (footprint 6) and personality 2 is the 3 x 5kW mode (footprint 3). The controller can read the current personality and all available personalities with their labels, and can set the active personality via RDM.</w:t>
+      </w:r>
+    </w:p>
+    <w:p>
+      <w:pPr>
+        <w:spacing w:after="160"/>
+      </w:pPr>
+    </w:p>
+    <w:tbl>
+      <w:tblPr>
+        <w:tblW w:w="9026" w:type="dxa"/>
+        <w:tblBorders>
+          <w:top w:val="single" w:sz="4" w:space="0" w:color="auto"/>
+          <w:left w:val="single" w:sz="4" w:space="0" w:color="auto"/>
+          <w:bottom w:val="single" w:sz="4" w:space="0" w:color="auto"/>
+          <w:right w:val="single" w:sz="4" w:space="0" w:color="auto"/>
+          <w:insideH w:val="single" w:sz="4" w:space="0" w:color="auto"/>
+          <w:insideV w:val="single" w:sz="4" w:space="0" w:color="auto"/>
+        </w:tblBorders>
+        <w:tblLook w:val="04A0" w:firstRow="1" w:lastRow="0" w:firstColumn="1" w:lastColumn="0" w:noHBand="0" w:noVBand="1"/>
+      </w:tblPr>
+      <w:tblGrid>
+        <w:gridCol w:w="2600"/>
+        <w:gridCol w:w="3000"/>
+        <w:gridCol w:w="3426"/>
+      </w:tblGrid>
+      <w:tr>
+        <w:trPr>
+          <w:tblHeader/>
+        </w:trPr>
+        <w:tc>
+          <w:tcPr>
+            <w:tcW w:w="2600" w:type="dxa"/>
+            <w:tcBorders>
+              <w:top w:val="single" w:sz="1" w:space="0" w:color="CCCCCC"/>
+              <w:left w:val="single" w:sz="1" w:space="0" w:color="CCCCCC"/>
+              <w:bottom w:val="single" w:sz="1" w:space="0" w:color="CCCCCC"/>
+              <w:right w:val="single" w:sz="1" w:space="0" w:color="CCCCCC"/>
+            </w:tcBorders>
+            <w:shd w:val="clear" w:color="auto" w:fill="D9E4F0"/>
+            <w:tcMar>
+              <w:top w:w="80" w:type="dxa"/>
+              <w:left w:w="120" w:type="dxa"/>
+              <w:bottom w:w="80" w:type="dxa"/>
+              <w:right w:w="120" w:type="dxa"/>
+            </w:tcMar>
+          </w:tcPr>
+          <w:p>
+            <w:r>
+              <w:rPr>
+                <w:b/>
+              </w:rPr>
+              <w:t>Command</w:t>
+            </w:r>
+          </w:p>
+        </w:tc>
+        <w:tc>
+          <w:tcPr>
+            <w:tcW w:w="3000" w:type="dxa"/>
+            <w:tcBorders>
+              <w:top w:val="single" w:sz="1" w:space="0" w:color="CCCCCC"/>
+              <w:left w:val="single" w:sz="1" w:space="0" w:color="CCCCCC"/>
+              <w:bottom w:val="single" w:sz="1" w:space="0" w:color="CCCCCC"/>
+              <w:right w:val="single" w:sz="1" w:space="0" w:color="CCCCCC"/>
+            </w:tcBorders>
+            <w:shd w:val="clear" w:color="auto" w:fill="D9E4F0"/>
+            <w:tcMar>
+              <w:top w:w="80" w:type="dxa"/>
+              <w:left w:w="120" w:type="dxa"/>
+              <w:bottom w:w="80" w:type="dxa"/>
+              <w:right w:w="120" w:type="dxa"/>
+            </w:tcMar>
+          </w:tcPr>
+          <w:p>
+            <w:r>
+              <w:rPr>
+                <w:b/>
+              </w:rPr>
+              <w:t>Example</w:t>
+            </w:r>
+          </w:p>
+        </w:tc>
+        <w:tc>
+          <w:tcPr>
+            <w:tcW w:w="3426" w:type="dxa"/>
+            <w:tcBorders>
+              <w:top w:val="single" w:sz="1" w:space="0" w:color="CCCCCC"/>
+              <w:left w:val="single" w:sz="1" w:space="0" w:color="CCCCCC"/>
+              <w:bottom w:val="single" w:sz="1" w:space="0" w:color="CCCCCC"/>
+              <w:right w:val="single" w:sz="1" w:space="0" w:color="CCCCCC"/>
+            </w:tcBorders>
+            <w:shd w:val="clear" w:color="auto" w:fill="D9E4F0"/>
+            <w:tcMar>
+              <w:top w:w="80" w:type="dxa"/>
+              <w:left w:w="120" w:type="dxa"/>
+              <w:bottom w:w="80" w:type="dxa"/>
+              <w:right w:w="120" w:type="dxa"/>
+            </w:tcMar>
+          </w:tcPr>
+          <w:p>
+            <w:r>
+              <w:rPr>
+                <w:b/>
+              </w:rPr>
+              <w:t>Description</w:t>
+            </w:r>
+          </w:p>
+        </w:tc>
+      </w:tr>
+      <w:tr>
+        <w:tc>
+          <w:tcPr>
+            <w:tcW w:w="2600" w:type="dxa"/>
+            <w:tcBorders>
+              <w:top w:val="single" w:sz="1" w:space="0" w:color="CCCCCC"/>
+              <w:left w:val="single" w:sz="1" w:space="0" w:color="CCCCCC"/>
+              <w:bottom w:val="single" w:sz="1" w:space="0" w:color="CCCCCC"/>
+              <w:right w:val="single" w:sz="1" w:space="0" w:color="CCCCCC"/>
+            </w:tcBorders>
+            <w:tcMar>
+              <w:top w:w="80" w:type="dxa"/>
+              <w:left w:w="120" w:type="dxa"/>
+              <w:bottom w:w="80" w:type="dxa"/>
+              <w:right w:w="120" w:type="dxa"/>
+            </w:tcMar>
+          </w:tcPr>
+          <w:p>
+            <w:r>
+              <w:rPr>
+                <w:rFonts w:ascii="Courier New" w:eastAsia="Courier New" w:hAnsi="Courier New" w:cs="Courier New"/>
+                <w:sz w:val="18"/>
+                <w:szCs w:val="18"/>
+              </w:rPr>
+              <w:t>personality?</w:t>
+            </w:r>
+          </w:p>
+        </w:tc>
+        <w:tc>
+          <w:tcPr>
+            <w:tcW w:w="3000" w:type="dxa"/>
+            <w:tcBorders>
+              <w:top w:val="single" w:sz="1" w:space="0" w:color="CCCCCC"/>
+              <w:left w:val="single" w:sz="1" w:space="0" w:color="CCCCCC"/>
+              <w:bottom w:val="single" w:sz="1" w:space="0" w:color="CCCCCC"/>
+              <w:right w:val="single" w:sz="1" w:space="0" w:color="CCCCCC"/>
+            </w:tcBorders>
+            <w:tcMar>
+              <w:top w:w="80" w:type="dxa"/>
+              <w:left w:w="120" w:type="dxa"/>
+              <w:bottom w:w="80" w:type="dxa"/>
+              <w:right w:w="120" w:type="dxa"/>
+            </w:tcMar>
+          </w:tcPr>
+          <w:p>
+            <w:r>
+              <w:rPr>
+                <w:rFonts w:ascii="Courier New" w:eastAsia="Courier New" w:hAnsi="Courier New" w:cs="Courier New"/>
+                <w:sz w:val="18"/>
+                <w:szCs w:val="18"/>
+              </w:rPr>
+              <w:t>personality?</w:t>
+            </w:r>
+          </w:p>
+        </w:tc>
+        <w:tc>
+          <w:tcPr>
+            <w:tcW w:w="3426" w:type="dxa"/>
+            <w:tcBorders>
+              <w:top w:val="single" w:sz="1" w:space="0" w:color="CCCCCC"/>
+              <w:left w:val="single" w:sz="1" w:space="0" w:color="CCCCCC"/>
+              <w:bottom w:val="single" w:sz="1" w:space="0" w:color="CCCCCC"/>
+              <w:right w:val="single" w:sz="1" w:space="0" w:color="CCCCCC"/>
+            </w:tcBorders>
+            <w:tcMar>
+              <w:top w:w="80" w:type="dxa"/>
+              <w:left w:w="120" w:type="dxa"/>
+              <w:bottom w:w="80" w:type="dxa"/>
+              <w:right w:w="120" w:type="dxa"/>
+            </w:tcMar>
+          </w:tcPr>
+          <w:p>
+            <w:r>
+              <w:t xml:space="preserve">GET the current personality number and total count, then list each personality with its DMX footprint </w:t>
+            </w:r>
+            <w:r>
+              <w:lastRenderedPageBreak/>
+              <w:t>and label. The active personality is marked with &lt;-- active.</w:t>
+            </w:r>
+          </w:p>
+        </w:tc>
+      </w:tr>
+      <w:tr>
+        <w:tc>
+          <w:tcPr>
+            <w:tcW w:w="2600" w:type="dxa"/>
+            <w:tcBorders>
+              <w:top w:val="single" w:sz="1" w:space="0" w:color="CCCCCC"/>
+              <w:left w:val="single" w:sz="1" w:space="0" w:color="CCCCCC"/>
+              <w:bottom w:val="single" w:sz="1" w:space="0" w:color="CCCCCC"/>
+              <w:right w:val="single" w:sz="1" w:space="0" w:color="CCCCCC"/>
+            </w:tcBorders>
+            <w:tcMar>
+              <w:top w:w="80" w:type="dxa"/>
+              <w:left w:w="120" w:type="dxa"/>
+              <w:bottom w:w="80" w:type="dxa"/>
+              <w:right w:w="120" w:type="dxa"/>
+            </w:tcMar>
+          </w:tcPr>
+          <w:p>
+            <w:r>
+              <w:rPr>
+                <w:rFonts w:ascii="Courier New" w:eastAsia="Courier New" w:hAnsi="Courier New" w:cs="Courier New"/>
+                <w:sz w:val="18"/>
+                <w:szCs w:val="18"/>
+              </w:rPr>
+              <w:lastRenderedPageBreak/>
+              <w:t>personality &lt;n&gt;</w:t>
+            </w:r>
+          </w:p>
+        </w:tc>
+        <w:tc>
+          <w:tcPr>
+            <w:tcW w:w="3000" w:type="dxa"/>
+            <w:tcBorders>
+              <w:top w:val="single" w:sz="1" w:space="0" w:color="CCCCCC"/>
+              <w:left w:val="single" w:sz="1" w:space="0" w:color="CCCCCC"/>
+              <w:bottom w:val="single" w:sz="1" w:space="0" w:color="CCCCCC"/>
+              <w:right w:val="single" w:sz="1" w:space="0" w:color="CCCCCC"/>
+            </w:tcBorders>
+            <w:tcMar>
+              <w:top w:w="80" w:type="dxa"/>
+              <w:left w:w="120" w:type="dxa"/>
+              <w:bottom w:w="80" w:type="dxa"/>
+              <w:right w:w="120" w:type="dxa"/>
+            </w:tcMar>
+          </w:tcPr>
+          <w:p>
+            <w:r>
+              <w:rPr>
+                <w:rFonts w:ascii="Courier New" w:eastAsia="Courier New" w:hAnsi="Courier New" w:cs="Courier New"/>
+                <w:sz w:val="18"/>
+                <w:szCs w:val="18"/>
+              </w:rPr>
+              <w:t>personality 2</w:t>
+            </w:r>
+          </w:p>
+        </w:tc>
+        <w:tc>
+          <w:tcPr>
+            <w:tcW w:w="3426" w:type="dxa"/>
+            <w:tcBorders>
+              <w:top w:val="single" w:sz="1" w:space="0" w:color="CCCCCC"/>
+              <w:left w:val="single" w:sz="1" w:space="0" w:color="CCCCCC"/>
+              <w:bottom w:val="single" w:sz="1" w:space="0" w:color="CCCCCC"/>
+              <w:right w:val="single" w:sz="1" w:space="0" w:color="CCCCCC"/>
+            </w:tcBorders>
+            <w:tcMar>
+              <w:top w:w="80" w:type="dxa"/>
+              <w:left w:w="120" w:type="dxa"/>
+              <w:bottom w:w="80" w:type="dxa"/>
+              <w:right w:w="120" w:type="dxa"/>
+            </w:tcMar>
+          </w:tcPr>
+          <w:p>
+            <w:r>
+              <w:t>SET the active personality to the 1-based index n. The dimmer saves the change to NVS. A reboot is recommended for the new footprint to take full effect on the RDM bus.</w:t>
+            </w:r>
+          </w:p>
+        </w:tc>
+      </w:tr>
+    </w:tbl>
+    <w:p>
+      <w:pPr>
+        <w:spacing w:after="160"/>
+      </w:pPr>
+    </w:p>
+    <w:tbl>
+      <w:tblPr>
+        <w:tblW w:w="9026" w:type="dxa"/>
+        <w:tblLook w:val="04A0" w:firstRow="1" w:lastRow="0" w:firstColumn="1" w:lastColumn="0" w:noHBand="0" w:noVBand="1"/>
+      </w:tblPr>
+      <w:tblGrid>
+        <w:gridCol w:w="9026"/>
+      </w:tblGrid>
+      <w:tr>
+        <w:tc>
+          <w:tcPr>
+            <w:tcW w:w="9026" w:type="dxa"/>
+            <w:tcBorders>
+              <w:top w:val="single" w:sz="1" w:space="0" w:color="CCCCCC"/>
+              <w:left w:val="single" w:sz="1" w:space="0" w:color="CCCCCC"/>
+              <w:bottom w:val="single" w:sz="1" w:space="0" w:color="CCCCCC"/>
+              <w:right w:val="single" w:sz="1" w:space="0" w:color="CCCCCC"/>
+            </w:tcBorders>
+            <w:shd w:val="clear" w:color="auto" w:fill="FFF9E6"/>
+            <w:tcMar>
+              <w:top w:w="120" w:type="dxa"/>
+              <w:left w:w="200" w:type="dxa"/>
+              <w:bottom w:w="120" w:type="dxa"/>
+              <w:right w:w="200" w:type="dxa"/>
+            </w:tcMar>
+          </w:tcPr>
+          <w:p>
+            <w:r>
+              <w:rPr>
+                <w:b/>
+              </w:rPr>
+              <w:t xml:space="preserve">Note: </w:t>
+            </w:r>
+            <w:r>
+              <w:t>After setting a new personality, the dimmer resets the DMX start address to 1 if the current address would exceed the new footprint’s valid range. The footprint reported to other RDM controllers on the bus only updates after the dimmer reboots.</w:t>
+            </w:r>
+          </w:p>
+        </w:tc>
+      </w:tr>
+    </w:tbl>
+    <w:p>
+      <w:pPr>
+        <w:spacing w:after="160"/>
+      </w:pPr>
+    </w:p>
+    <w:p>
+      <w:pPr>
+        <w:spacing w:before="60" w:after="100"/>
+      </w:pPr>
+      <w:r>
+        <w:t>Example personality? output for an S3HW dimmer in 6-channel mode:</w:t>
+      </w:r>
+    </w:p>
+    <w:p>
+      <w:pPr>
+        <w:spacing w:before="40" w:after="40"/>
+        <w:ind w:left="360"/>
+      </w:pPr>
+      <w:r>
+        <w:rPr>
+          <w:rFonts w:ascii="Courier New" w:eastAsia="Courier New" w:hAnsi="Courier New" w:cs="Courier New"/>
+          <w:sz w:val="18"/>
+          <w:szCs w:val="18"/>
+        </w:rPr>
+        <w:t>personality?</w:t>
+      </w:r>
+    </w:p>
+    <w:p>
+      <w:pPr>
+        <w:spacing w:before="40" w:after="40"/>
+        <w:ind w:left="360"/>
+      </w:pPr>
+      <w:r>
+        <w:rPr>
+          <w:rFonts w:ascii="Courier New" w:eastAsia="Courier New" w:hAnsi="Courier New" w:cs="Courier New"/>
+          <w:sz w:val="18"/>
+          <w:szCs w:val="18"/>
+        </w:rPr>
+        <w:t>Personality: 1 of 2</w:t>
+      </w:r>
+    </w:p>
+    <w:p>
+      <w:pPr>
+        <w:spacing w:before="40" w:after="40"/>
+        <w:ind w:left="360"/>
+      </w:pPr>
+      <w:r>
+        <w:rPr>
+          <w:rFonts w:ascii="Courier New" w:eastAsia="Courier New" w:hAnsi="Courier New" w:cs="Courier New"/>
+          <w:sz w:val="18"/>
+          <w:szCs w:val="18"/>
+        </w:rPr>
+        <w:t xml:space="preserve">  [1] footprint=6   "6 x 2.5kW"  &lt;-- active</w:t>
+      </w:r>
+    </w:p>
+    <w:p>
+      <w:pPr>
+        <w:spacing w:before="40" w:after="40"/>
+        <w:ind w:left="360"/>
+      </w:pPr>
+      <w:r>
+        <w:rPr>
+          <w:rFonts w:ascii="Courier New" w:eastAsia="Courier New" w:hAnsi="Courier New" w:cs="Courier New"/>
+          <w:sz w:val="18"/>
+          <w:szCs w:val="18"/>
+        </w:rPr>
+        <w:t xml:space="preserve">  [2] footprint=3   "3 x 5kW"</w:t>
+      </w:r>
+    </w:p>
+    <w:p>
+      <w:pPr>
+        <w:spacing w:after="160"/>
+      </w:pPr>
+    </w:p>
+    <w:p>
+      <w:pPr>
+        <w:pStyle w:val="Heading2"/>
+      </w:pPr>
+      <w:r>
+        <w:t xml:space="preserve">4.6 </w:t>
+      </w:r>
+      <w:r>
+        <w:t>Basic Level Setting</w:t>
+      </w:r>
+    </w:p>
+    <w:p>
+      <w:pPr>
+        <w:pStyle w:val="Heading2"/>
+        <w:rPr>
+          <w:b w:val="0"/>
+          <w:bCs w:val="0"/>
+          <w:color w:val="auto"/>
+          <w:sz w:val="20"/>
+          <w:szCs w:val="20"/>
+        </w:rPr>
+      </w:pPr>
+      <w:r>
+        <w:rPr>
+          <w:b w:val="0"/>
+          <w:bCs w:val="0"/>
+          <w:color w:val="auto"/>
+          <w:sz w:val="20"/>
+          <w:szCs w:val="20"/>
+        </w:rPr>
+        <w:t xml:space="preserve">A constant DMX stream is </w:t>
+      </w:r>
+      <w:r>
+        <w:rPr>
+          <w:b w:val="0"/>
+          <w:bCs w:val="0"/>
+          <w:color w:val="auto"/>
+          <w:sz w:val="20"/>
+          <w:szCs w:val="20"/>
+        </w:rPr>
+        <w:t>output from the unit specifying a level for each of the 512 DMX channels</w:t>
+      </w:r>
+      <w:r>
+        <w:rPr>
+          <w:b w:val="0"/>
+          <w:bCs w:val="0"/>
+          <w:color w:val="auto"/>
+          <w:sz w:val="20"/>
+          <w:szCs w:val="20"/>
+        </w:rPr>
+        <w:t xml:space="preserve">. The </w:t>
+      </w:r>
+      <w:r>
+        <w:rPr>
+          <w:rFonts w:ascii="Courier New" w:hAnsi="Courier New" w:cs="Courier New"/>
+          <w:b w:val="0"/>
+          <w:bCs w:val="0"/>
+          <w:color w:val="auto"/>
+          <w:sz w:val="18"/>
+          <w:szCs w:val="18"/>
+        </w:rPr>
+        <w:t>level</w:t>
+      </w:r>
+      <w:r>
+        <w:rPr>
+          <w:b w:val="0"/>
+          <w:bCs w:val="0"/>
+          <w:color w:val="auto"/>
+          <w:sz w:val="20"/>
+          <w:szCs w:val="20"/>
+        </w:rPr>
+        <w:t xml:space="preserve"> command</w:t>
+      </w:r>
+      <w:r>
+        <w:rPr>
+          <w:b w:val="0"/>
+          <w:bCs w:val="0"/>
+          <w:color w:val="auto"/>
+          <w:sz w:val="20"/>
+          <w:szCs w:val="20"/>
+        </w:rPr>
+        <w:t xml:space="preserve"> allows the level of </w:t>
+      </w:r>
+      <w:r>
+        <w:rPr>
+          <w:b w:val="0"/>
+          <w:bCs w:val="0"/>
+          <w:color w:val="auto"/>
+          <w:sz w:val="20"/>
+          <w:szCs w:val="20"/>
+        </w:rPr>
+        <w:t>any</w:t>
+      </w:r>
+      <w:r>
+        <w:rPr>
+          <w:b w:val="0"/>
+          <w:bCs w:val="0"/>
+          <w:color w:val="auto"/>
+          <w:sz w:val="20"/>
+          <w:szCs w:val="20"/>
+        </w:rPr>
+        <w:t xml:space="preserve"> channels to be set for testing purposes.</w:t>
+      </w:r>
+      <w:r>
+        <w:rPr>
+          <w:b w:val="0"/>
+          <w:bCs w:val="0"/>
+          <w:color w:val="auto"/>
+          <w:sz w:val="20"/>
+          <w:szCs w:val="20"/>
+        </w:rPr>
+        <w:t xml:space="preserve"> On power up all levels are set to zero.</w:t>
+      </w:r>
+    </w:p>
+    <w:tbl>
+      <w:tblPr>
+        <w:tblW w:w="9026" w:type="dxa"/>
+        <w:tblBorders>
+          <w:top w:val="single" w:sz="4" w:space="0" w:color="auto"/>
+          <w:left w:val="single" w:sz="4" w:space="0" w:color="auto"/>
+          <w:bottom w:val="single" w:sz="4" w:space="0" w:color="auto"/>
+          <w:right w:val="single" w:sz="4" w:space="0" w:color="auto"/>
+          <w:insideH w:val="single" w:sz="4" w:space="0" w:color="auto"/>
+          <w:insideV w:val="single" w:sz="4" w:space="0" w:color="auto"/>
+        </w:tblBorders>
+        <w:tblLook w:val="04A0" w:firstRow="1" w:lastRow="0" w:firstColumn="1" w:lastColumn="0" w:noHBand="0" w:noVBand="1"/>
+      </w:tblPr>
+      <w:tblGrid>
+        <w:gridCol w:w="2600"/>
+        <w:gridCol w:w="3000"/>
+        <w:gridCol w:w="3426"/>
+      </w:tblGrid>
+      <w:tr>
+        <w:trPr>
+          <w:tblHeader/>
+        </w:trPr>
+        <w:tc>
+          <w:tcPr>
+            <w:tcW w:w="2600" w:type="dxa"/>
+            <w:tcBorders>
+              <w:top w:val="single" w:sz="1" w:space="0" w:color="CCCCCC"/>
+              <w:left w:val="single" w:sz="1" w:space="0" w:color="CCCCCC"/>
+              <w:bottom w:val="single" w:sz="1" w:space="0" w:color="CCCCCC"/>
+              <w:right w:val="single" w:sz="1" w:space="0" w:color="CCCCCC"/>
+            </w:tcBorders>
+            <w:shd w:val="clear" w:color="auto" w:fill="D9E4F0"/>
+            <w:tcMar>
+              <w:top w:w="80" w:type="dxa"/>
+              <w:left w:w="120" w:type="dxa"/>
+              <w:bottom w:w="80" w:type="dxa"/>
+              <w:right w:w="120" w:type="dxa"/>
+            </w:tcMar>
+          </w:tcPr>
+          <w:p>
+            <w:r>
+              <w:rPr>
+                <w:b/>
+              </w:rPr>
+              <w:t>Command</w:t>
+            </w:r>
+          </w:p>
+        </w:tc>
+        <w:tc>
+          <w:tcPr>
+            <w:tcW w:w="3000" w:type="dxa"/>
+            <w:tcBorders>
+              <w:top w:val="single" w:sz="1" w:space="0" w:color="CCCCCC"/>
+              <w:left w:val="single" w:sz="1" w:space="0" w:color="CCCCCC"/>
+              <w:bottom w:val="single" w:sz="1" w:space="0" w:color="CCCCCC"/>
+              <w:right w:val="single" w:sz="1" w:space="0" w:color="CCCCCC"/>
+            </w:tcBorders>
+            <w:shd w:val="clear" w:color="auto" w:fill="D9E4F0"/>
+            <w:tcMar>
+              <w:top w:w="80" w:type="dxa"/>
+              <w:left w:w="120" w:type="dxa"/>
+              <w:bottom w:w="80" w:type="dxa"/>
+              <w:right w:w="120" w:type="dxa"/>
+            </w:tcMar>
+          </w:tcPr>
+          <w:p>
+            <w:r>
+              <w:rPr>
+                <w:b/>
+              </w:rPr>
+              <w:t>Example</w:t>
+            </w:r>
+          </w:p>
+        </w:tc>
+        <w:tc>
+          <w:tcPr>
+            <w:tcW w:w="3426" w:type="dxa"/>
+            <w:tcBorders>
+              <w:top w:val="single" w:sz="1" w:space="0" w:color="CCCCCC"/>
+              <w:left w:val="single" w:sz="1" w:space="0" w:color="CCCCCC"/>
+              <w:bottom w:val="single" w:sz="1" w:space="0" w:color="CCCCCC"/>
+              <w:right w:val="single" w:sz="1" w:space="0" w:color="CCCCCC"/>
+            </w:tcBorders>
+            <w:shd w:val="clear" w:color="auto" w:fill="D9E4F0"/>
+            <w:tcMar>
+              <w:top w:w="80" w:type="dxa"/>
+              <w:left w:w="120" w:type="dxa"/>
+              <w:bottom w:w="80" w:type="dxa"/>
+              <w:right w:w="120" w:type="dxa"/>
+            </w:tcMar>
+          </w:tcPr>
+          <w:p>
+            <w:r>
+              <w:rPr>
+                <w:b/>
+              </w:rPr>
+              <w:t>Description</w:t>
+            </w:r>
+          </w:p>
+        </w:tc>
+      </w:tr>
+      <w:tr>
+        <w:tc>
+          <w:tcPr>
+            <w:tcW w:w="2600" w:type="dxa"/>
+            <w:tcBorders>
+              <w:top w:val="single" w:sz="1" w:space="0" w:color="CCCCCC"/>
+              <w:left w:val="single" w:sz="1" w:space="0" w:color="CCCCCC"/>
+              <w:bottom w:val="single" w:sz="1" w:space="0" w:color="CCCCCC"/>
+              <w:right w:val="single" w:sz="1" w:space="0" w:color="CCCCCC"/>
+            </w:tcBorders>
+            <w:tcMar>
+              <w:top w:w="80" w:type="dxa"/>
+              <w:left w:w="120" w:type="dxa"/>
+              <w:bottom w:w="80" w:type="dxa"/>
+              <w:right w:w="120" w:type="dxa"/>
+            </w:tcMar>
+          </w:tcPr>
+          <w:p>
+            <w:r>
+              <w:rPr>
+                <w:rFonts w:ascii="Courier New" w:eastAsia="Courier New" w:hAnsi="Courier New" w:cs="Courier New"/>
+                <w:sz w:val="18"/>
+                <w:szCs w:val="18"/>
+              </w:rPr>
+              <w:t>level</w:t>
+            </w:r>
+          </w:p>
+        </w:tc>
+        <w:tc>
+          <w:tcPr>
+            <w:tcW w:w="3000" w:type="dxa"/>
+            <w:tcBorders>
+              <w:top w:val="single" w:sz="1" w:space="0" w:color="CCCCCC"/>
+              <w:left w:val="single" w:sz="1" w:space="0" w:color="CCCCCC"/>
+              <w:bottom w:val="single" w:sz="1" w:space="0" w:color="CCCCCC"/>
+              <w:right w:val="single" w:sz="1" w:space="0" w:color="CCCCCC"/>
+            </w:tcBorders>
+            <w:tcMar>
+              <w:top w:w="80" w:type="dxa"/>
+              <w:left w:w="120" w:type="dxa"/>
+              <w:bottom w:w="80" w:type="dxa"/>
+              <w:right w:w="120" w:type="dxa"/>
+            </w:tcMar>
+          </w:tcPr>
+          <w:p>
+            <w:r>
+              <w:rPr>
+                <w:rFonts w:ascii="Courier New" w:eastAsia="Courier New" w:hAnsi="Courier New" w:cs="Courier New"/>
+                <w:sz w:val="18"/>
+                <w:szCs w:val="18"/>
+              </w:rPr>
+              <w:t>level 1 255</w:t>
+            </w:r>
+          </w:p>
+        </w:tc>
+        <w:tc>
+          <w:tcPr>
+            <w:tcW w:w="3426" w:type="dxa"/>
+            <w:tcBorders>
+              <w:top w:val="single" w:sz="1" w:space="0" w:color="CCCCCC"/>
+              <w:left w:val="single" w:sz="1" w:space="0" w:color="CCCCCC"/>
+              <w:bottom w:val="single" w:sz="1" w:space="0" w:color="CCCCCC"/>
+              <w:right w:val="single" w:sz="1" w:space="0" w:color="CCCCCC"/>
+            </w:tcBorders>
+            <w:tcMar>
+              <w:top w:w="80" w:type="dxa"/>
+              <w:left w:w="120" w:type="dxa"/>
+              <w:bottom w:w="80" w:type="dxa"/>
+              <w:right w:w="120" w:type="dxa"/>
+            </w:tcMar>
+          </w:tcPr>
+          <w:p>
+            <w:r>
+              <w:t>Set the DMX output level of channel 1 to 255</w:t>
+            </w:r>
+          </w:p>
+        </w:tc>
+      </w:tr>
+    </w:tbl>
+    <w:p>
+      <w:pPr>
+        <w:spacing w:after="160"/>
+      </w:pPr>
+    </w:p>
+    <w:tbl>
+      <w:tblPr>
+        <w:tblW w:w="9026" w:type="dxa"/>
+        <w:tblLook w:val="04A0" w:firstRow="1" w:lastRow="0" w:firstColumn="1" w:lastColumn="0" w:noHBand="0" w:noVBand="1"/>
+      </w:tblPr>
+      <w:tblGrid>
+        <w:gridCol w:w="9026"/>
+      </w:tblGrid>
+      <w:tr>
+        <w:tc>
+          <w:tcPr>
+            <w:tcW w:w="9026" w:type="dxa"/>
+            <w:tcBorders>
+              <w:top w:val="single" w:sz="1" w:space="0" w:color="CCCCCC"/>
+              <w:left w:val="single" w:sz="1" w:space="0" w:color="CCCCCC"/>
+              <w:bottom w:val="single" w:sz="1" w:space="0" w:color="CCCCCC"/>
+              <w:right w:val="single" w:sz="1" w:space="0" w:color="CCCCCC"/>
+            </w:tcBorders>
+            <w:shd w:val="clear" w:color="auto" w:fill="FFF9E6"/>
+            <w:tcMar>
+              <w:top w:w="120" w:type="dxa"/>
+              <w:left w:w="200" w:type="dxa"/>
+              <w:bottom w:w="120" w:type="dxa"/>
+              <w:right w:w="200" w:type="dxa"/>
+            </w:tcMar>
+          </w:tcPr>
+          <w:p>
+            <w:r>
+              <w:rPr>
+                <w:b/>
+              </w:rPr>
+              <w:t xml:space="preserve">Note: </w:t>
+            </w:r>
+            <w:r>
+              <w:t xml:space="preserve">The </w:t>
+            </w:r>
+            <w:r>
+              <w:rPr>
+                <w:rFonts w:ascii="Courier New" w:hAnsi="Courier New" w:cs="Courier New"/>
+                <w:sz w:val="18"/>
+                <w:szCs w:val="18"/>
+              </w:rPr>
+              <w:t>level</w:t>
+            </w:r>
+            <w:r>
+              <w:rPr>
+                <w:sz w:val="18"/>
+                <w:szCs w:val="18"/>
+              </w:rPr>
+              <w:t xml:space="preserve"> </w:t>
+            </w:r>
+            <w:r>
+              <w:t xml:space="preserve">command is write only, there is no </w:t>
+            </w:r>
+            <w:r>
+              <w:rPr>
+                <w:rFonts w:ascii="Courier New" w:hAnsi="Courier New" w:cs="Courier New"/>
+                <w:sz w:val="18"/>
+                <w:szCs w:val="18"/>
+              </w:rPr>
+              <w:t>level?</w:t>
+            </w:r>
+            <w:r>
+              <w:rPr>
+                <w:sz w:val="18"/>
+                <w:szCs w:val="18"/>
+              </w:rPr>
+              <w:t xml:space="preserve"> </w:t>
+            </w:r>
+            <w:r>
+              <w:t>command to display the current level of all 512 channels.</w:t>
+            </w:r>
+          </w:p>
+        </w:tc>
+      </w:tr>
+    </w:tbl>
+    <w:p>
+      <w:pPr>
+        <w:pStyle w:val="Heading2"/>
+        <w:rPr>
+          <w:b w:val="0"/>
+          <w:bCs w:val="0"/>
+          <w:color w:val="auto"/>
+          <w:sz w:val="20"/>
+          <w:szCs w:val="20"/>
+        </w:rPr>
+      </w:pPr>
+    </w:p>
+    <w:p>
+      <w:pPr>
+        <w:pStyle w:val="Heading2"/>
+      </w:pPr>
+      <w:r>
+        <w:t>4.</w:t>
+      </w:r>
+      <w:r>
+        <w:t>7</w:t>
+      </w:r>
+      <w:r>
+        <w:t xml:space="preserve"> Information and Status</w:t>
+      </w:r>
     </w:p>
     <w:tbl>
       <w:tblPr>
@@ -2950,12 +3603,6 @@
         <w:gridCol w:w="5058"/>
       </w:tblGrid>
       <w:tr>
-        <w:tblPrEx>
-          <w:tblCellMar>
-            <w:top w:w="0" w:type="dxa"/>
-            <w:bottom w:w="0" w:type="dxa"/>
-          </w:tblCellMar>
-        </w:tblPrEx>
         <w:trPr>
           <w:tblHeader/>
         </w:trPr>
@@ -3042,12 +3689,6 @@
         </w:tc>
       </w:tr>
       <w:tr>
-        <w:tblPrEx>
-          <w:tblCellMar>
-            <w:top w:w="0" w:type="dxa"/>
-            <w:bottom w:w="0" w:type="dxa"/>
-          </w:tblCellMar>
-        </w:tblPrEx>
         <w:tc>
           <w:tcPr>
             <w:tcW w:w="2126" w:type="dxa"/>
@@ -3093,7 +3734,10 @@
           </w:tcPr>
           <w:p>
             <w:r>
-              <w:t>info</w:t>
+              <w:t>I</w:t>
+            </w:r>
+            <w:r>
+              <w:t>nfo</w:t>
             </w:r>
           </w:p>
         </w:tc>
@@ -3121,12 +3765,6 @@
         </w:tc>
       </w:tr>
       <w:tr>
-        <w:tblPrEx>
-          <w:tblCellMar>
-            <w:top w:w="0" w:type="dxa"/>
-            <w:bottom w:w="0" w:type="dxa"/>
-          </w:tblCellMar>
-        </w:tblPrEx>
         <w:tc>
           <w:tcPr>
             <w:tcW w:w="2126" w:type="dxa"/>
@@ -3172,7 +3810,10 @@
           </w:tcPr>
           <w:p>
             <w:r>
-              <w:t>status</w:t>
+              <w:t>S</w:t>
+            </w:r>
+            <w:r>
+              <w:t>tatus</w:t>
             </w:r>
           </w:p>
         </w:tc>
@@ -3200,12 +3841,6 @@
         </w:tc>
       </w:tr>
       <w:tr>
-        <w:tblPrEx>
-          <w:tblCellMar>
-            <w:top w:w="0" w:type="dxa"/>
-            <w:bottom w:w="0" w:type="dxa"/>
-          </w:tblCellMar>
-        </w:tblPrEx>
         <w:tc>
           <w:tcPr>
             <w:tcW w:w="2126" w:type="dxa"/>
@@ -3251,7 +3886,10 @@
           </w:tcPr>
           <w:p>
             <w:r>
-              <w:t>help</w:t>
+              <w:t>H</w:t>
+            </w:r>
+            <w:r>
+              <w:t>elp</w:t>
             </w:r>
           </w:p>
         </w:tc>
@@ -3287,13 +3925,25 @@
     <w:p>
       <w:pPr>
         <w:pStyle w:val="Heading2"/>
-      </w:pPr>
-      <w:r>
-        <w:t>4.6 Manufacturer PID Output</w:t>
-      </w:r>
-    </w:p>
-    <w:p>
-      <w:pPr>
+        <w:keepNext/>
+      </w:pPr>
+      <w:r>
+        <w:lastRenderedPageBreak/>
+        <w:t>4.</w:t>
+      </w:r>
+      <w:r>
+        <w:t>8</w:t>
+      </w:r>
+      <w:r>
+        <w:t xml:space="preserve"> Manufacturer PID </w:t>
+      </w:r>
+      <w:r>
+        <w:t>Display</w:t>
+      </w:r>
+    </w:p>
+    <w:p>
+      <w:pPr>
+        <w:keepNext/>
         <w:spacing w:before="60" w:after="100"/>
       </w:pPr>
       <w:r>
@@ -3342,7 +3992,7 @@
         <w:rPr>
           <w:b/>
         </w:rPr>
-        <w:t xml:space="preserve">PID number</w:t>
+        <w:t>PID number</w:t>
       </w:r>
       <w:r>
         <w:t xml:space="preserve"> — the 16-bit parameter ID in hex (e.g. </w:t>
@@ -3370,7 +4020,7 @@
         <w:rPr>
           <w:b/>
         </w:rPr>
-        <w:t xml:space="preserve">Description string</w:t>
+        <w:t>Description string</w:t>
       </w:r>
       <w:r>
         <w:t xml:space="preserve"> — human-readable name as registered by the device (e.g. </w:t>
@@ -3398,7 +4048,7 @@
         <w:rPr>
           <w:b/>
         </w:rPr>
-        <w:t xml:space="preserve">pdl</w:t>
+        <w:t>pdl</w:t>
       </w:r>
       <w:r>
         <w:t xml:space="preserve"> — parameter data length in bytes. For MFR_CURVE, </w:t>
@@ -3426,7 +4076,7 @@
         <w:rPr>
           <w:b/>
         </w:rPr>
-        <w:t xml:space="preserve">range</w:t>
+        <w:t>range</w:t>
       </w:r>
       <w:r>
         <w:t xml:space="preserve"> — minimum and maximum valid values. For MFR_CURVE, </w:t>
@@ -3454,7 +4104,7 @@
         <w:rPr>
           <w:b/>
         </w:rPr>
-        <w:t xml:space="preserve">default</w:t>
+        <w:t>default</w:t>
       </w:r>
       <w:r>
         <w:t xml:space="preserve"> — factory default value. For MFR_CURVE, </w:t>
@@ -3584,7 +4234,6 @@
         </w:pBdr>
       </w:pPr>
       <w:r>
-        <w:lastRenderedPageBreak/>
         <w:t>5. Multi-Device Use</w:t>
       </w:r>
     </w:p>
@@ -3735,13 +4384,247 @@
         <w:spacing w:after="80"/>
       </w:pPr>
     </w:p>
-    <w:p>
-      <w:pPr>
+    <w:tbl>
+      <w:tblPr>
+        <w:tblW w:w="9026" w:type="dxa"/>
+        <w:tblBorders>
+          <w:top w:val="single" w:sz="4" w:space="0" w:color="auto"/>
+          <w:left w:val="single" w:sz="4" w:space="0" w:color="auto"/>
+          <w:bottom w:val="single" w:sz="4" w:space="0" w:color="auto"/>
+          <w:right w:val="single" w:sz="4" w:space="0" w:color="auto"/>
+          <w:insideH w:val="single" w:sz="4" w:space="0" w:color="auto"/>
+          <w:insideV w:val="single" w:sz="4" w:space="0" w:color="auto"/>
+        </w:tblBorders>
+        <w:tblCellMar>
+          <w:left w:w="10" w:type="dxa"/>
+          <w:right w:w="10" w:type="dxa"/>
+        </w:tblCellMar>
+        <w:tblLook w:val="04A0" w:firstRow="1" w:lastRow="0" w:firstColumn="1" w:lastColumn="0" w:noHBand="0" w:noVBand="1"/>
+      </w:tblPr>
+      <w:tblGrid>
+        <w:gridCol w:w="1842"/>
+        <w:gridCol w:w="1418"/>
+        <w:gridCol w:w="5766"/>
+      </w:tblGrid>
+      <w:tr>
+        <w:trPr>
+          <w:tblHeader/>
+        </w:trPr>
+        <w:tc>
+          <w:tcPr>
+            <w:tcW w:w="1842" w:type="dxa"/>
+            <w:tcBorders>
+              <w:top w:val="single" w:sz="1" w:space="0" w:color="CCCCCC"/>
+              <w:left w:val="single" w:sz="1" w:space="0" w:color="CCCCCC"/>
+              <w:bottom w:val="single" w:sz="1" w:space="0" w:color="CCCCCC"/>
+              <w:right w:val="single" w:sz="1" w:space="0" w:color="CCCCCC"/>
+            </w:tcBorders>
+            <w:shd w:val="clear" w:color="auto" w:fill="D9E4F0"/>
+            <w:tcMar>
+              <w:top w:w="80" w:type="dxa"/>
+              <w:left w:w="120" w:type="dxa"/>
+              <w:bottom w:w="80" w:type="dxa"/>
+              <w:right w:w="120" w:type="dxa"/>
+            </w:tcMar>
+          </w:tcPr>
+          <w:p>
+            <w:r>
+              <w:rPr>
+                <w:b/>
+                <w:bCs/>
+              </w:rPr>
+              <w:t>Command</w:t>
+            </w:r>
+          </w:p>
+        </w:tc>
+        <w:tc>
+          <w:tcPr>
+            <w:tcW w:w="1418" w:type="dxa"/>
+            <w:tcBorders>
+              <w:top w:val="single" w:sz="1" w:space="0" w:color="CCCCCC"/>
+              <w:left w:val="single" w:sz="1" w:space="0" w:color="CCCCCC"/>
+              <w:bottom w:val="single" w:sz="1" w:space="0" w:color="CCCCCC"/>
+              <w:right w:val="single" w:sz="1" w:space="0" w:color="CCCCCC"/>
+            </w:tcBorders>
+            <w:shd w:val="clear" w:color="auto" w:fill="D9E4F0"/>
+            <w:tcMar>
+              <w:top w:w="80" w:type="dxa"/>
+              <w:left w:w="120" w:type="dxa"/>
+              <w:bottom w:w="80" w:type="dxa"/>
+              <w:right w:w="120" w:type="dxa"/>
+            </w:tcMar>
+          </w:tcPr>
+          <w:p>
+            <w:r>
+              <w:rPr>
+                <w:b/>
+                <w:bCs/>
+              </w:rPr>
+              <w:t>Example</w:t>
+            </w:r>
+          </w:p>
+        </w:tc>
+        <w:tc>
+          <w:tcPr>
+            <w:tcW w:w="5766" w:type="dxa"/>
+            <w:tcBorders>
+              <w:top w:val="single" w:sz="1" w:space="0" w:color="CCCCCC"/>
+              <w:left w:val="single" w:sz="1" w:space="0" w:color="CCCCCC"/>
+              <w:bottom w:val="single" w:sz="1" w:space="0" w:color="CCCCCC"/>
+              <w:right w:val="single" w:sz="1" w:space="0" w:color="CCCCCC"/>
+            </w:tcBorders>
+            <w:shd w:val="clear" w:color="auto" w:fill="D9E4F0"/>
+            <w:tcMar>
+              <w:top w:w="80" w:type="dxa"/>
+              <w:left w:w="120" w:type="dxa"/>
+              <w:bottom w:w="80" w:type="dxa"/>
+              <w:right w:w="120" w:type="dxa"/>
+            </w:tcMar>
+          </w:tcPr>
+          <w:p>
+            <w:r>
+              <w:rPr>
+                <w:b/>
+                <w:bCs/>
+              </w:rPr>
+              <w:t>Description</w:t>
+            </w:r>
+          </w:p>
+        </w:tc>
+      </w:tr>
+      <w:tr>
+        <w:tc>
+          <w:tcPr>
+            <w:tcW w:w="1842" w:type="dxa"/>
+            <w:tcBorders>
+              <w:top w:val="single" w:sz="1" w:space="0" w:color="CCCCCC"/>
+              <w:left w:val="single" w:sz="1" w:space="0" w:color="CCCCCC"/>
+              <w:bottom w:val="single" w:sz="1" w:space="0" w:color="CCCCCC"/>
+              <w:right w:val="single" w:sz="1" w:space="0" w:color="CCCCCC"/>
+            </w:tcBorders>
+            <w:tcMar>
+              <w:top w:w="80" w:type="dxa"/>
+              <w:left w:w="120" w:type="dxa"/>
+              <w:bottom w:w="80" w:type="dxa"/>
+              <w:right w:w="120" w:type="dxa"/>
+            </w:tcMar>
+          </w:tcPr>
+          <w:p>
+            <w:r>
+              <w:t>Dev</w:t>
+            </w:r>
+          </w:p>
+        </w:tc>
+        <w:tc>
+          <w:tcPr>
+            <w:tcW w:w="1418" w:type="dxa"/>
+            <w:tcBorders>
+              <w:top w:val="single" w:sz="1" w:space="0" w:color="CCCCCC"/>
+              <w:left w:val="single" w:sz="1" w:space="0" w:color="CCCCCC"/>
+              <w:bottom w:val="single" w:sz="1" w:space="0" w:color="CCCCCC"/>
+              <w:right w:val="single" w:sz="1" w:space="0" w:color="CCCCCC"/>
+            </w:tcBorders>
+            <w:tcMar>
+              <w:top w:w="80" w:type="dxa"/>
+              <w:left w:w="120" w:type="dxa"/>
+              <w:bottom w:w="80" w:type="dxa"/>
+              <w:right w:w="120" w:type="dxa"/>
+            </w:tcMar>
+          </w:tcPr>
+          <w:p>
+            <w:r>
+              <w:t>dev 1</w:t>
+            </w:r>
+          </w:p>
+        </w:tc>
+        <w:tc>
+          <w:tcPr>
+            <w:tcW w:w="5766" w:type="dxa"/>
+            <w:tcBorders>
+              <w:top w:val="single" w:sz="1" w:space="0" w:color="CCCCCC"/>
+              <w:left w:val="single" w:sz="1" w:space="0" w:color="CCCCCC"/>
+              <w:bottom w:val="single" w:sz="1" w:space="0" w:color="CCCCCC"/>
+              <w:right w:val="single" w:sz="1" w:space="0" w:color="CCCCCC"/>
+            </w:tcBorders>
+            <w:tcMar>
+              <w:top w:w="80" w:type="dxa"/>
+              <w:left w:w="120" w:type="dxa"/>
+              <w:bottom w:w="80" w:type="dxa"/>
+              <w:right w:w="120" w:type="dxa"/>
+            </w:tcMar>
+          </w:tcPr>
+          <w:p>
+            <w:r>
+              <w:t>Set current</w:t>
+            </w:r>
+            <w:r>
+              <w:t xml:space="preserve"> (active) </w:t>
+            </w:r>
+            <w:r>
+              <w:t xml:space="preserve"> device to device 1 in the device list</w:t>
+            </w:r>
+          </w:p>
+        </w:tc>
+      </w:tr>
+    </w:tbl>
+    <w:p>
+      <w:pPr>
+        <w:tabs>
+          <w:tab w:val="left" w:pos="7407"/>
+        </w:tabs>
         <w:spacing w:before="60" w:after="100"/>
       </w:pPr>
-      <w:r>
-        <w:t>All commands after dev 1 operate on the second dimmer until you switch back.</w:t>
-      </w:r>
+    </w:p>
+    <w:tbl>
+      <w:tblPr>
+        <w:tblW w:w="9026" w:type="dxa"/>
+        <w:tblLook w:val="04A0" w:firstRow="1" w:lastRow="0" w:firstColumn="1" w:lastColumn="0" w:noHBand="0" w:noVBand="1"/>
+      </w:tblPr>
+      <w:tblGrid>
+        <w:gridCol w:w="9026"/>
+      </w:tblGrid>
+      <w:tr>
+        <w:tc>
+          <w:tcPr>
+            <w:tcW w:w="9026" w:type="dxa"/>
+            <w:tcBorders>
+              <w:top w:val="single" w:sz="1" w:space="0" w:color="CCCCCC"/>
+              <w:left w:val="single" w:sz="1" w:space="0" w:color="CCCCCC"/>
+              <w:bottom w:val="single" w:sz="1" w:space="0" w:color="CCCCCC"/>
+              <w:right w:val="single" w:sz="1" w:space="0" w:color="CCCCCC"/>
+            </w:tcBorders>
+            <w:shd w:val="clear" w:color="auto" w:fill="FFF9E6"/>
+            <w:tcMar>
+              <w:top w:w="120" w:type="dxa"/>
+              <w:left w:w="200" w:type="dxa"/>
+              <w:bottom w:w="120" w:type="dxa"/>
+              <w:right w:w="200" w:type="dxa"/>
+            </w:tcMar>
+          </w:tcPr>
+          <w:p>
+            <w:r>
+              <w:rPr>
+                <w:b/>
+              </w:rPr>
+              <w:t xml:space="preserve">Note: </w:t>
+            </w:r>
+            <w:r>
+              <w:t>All commands</w:t>
+            </w:r>
+            <w:r>
+              <w:t xml:space="preserve"> operate on the active device.</w:t>
+            </w:r>
+          </w:p>
+        </w:tc>
+      </w:tr>
+    </w:tbl>
+    <w:p>
+      <w:pPr>
+        <w:tabs>
+          <w:tab w:val="left" w:pos="7407"/>
+        </w:tabs>
+        <w:spacing w:before="60" w:after="100"/>
+      </w:pPr>
     </w:p>
     <w:p>
       <w:pPr>
@@ -3751,17 +4634,20 @@
     <w:p>
       <w:pPr>
         <w:pStyle w:val="Heading1"/>
+        <w:keepNext/>
         <w:pBdr>
           <w:bottom w:val="single" w:sz="6" w:space="1" w:color="2E6DA4"/>
         </w:pBdr>
       </w:pPr>
       <w:r>
+        <w:lastRenderedPageBreak/>
         <w:t>6. Worked Examples</w:t>
       </w:r>
     </w:p>
     <w:p>
       <w:pPr>
         <w:pStyle w:val="Heading2"/>
+        <w:keepNext/>
       </w:pPr>
       <w:r>
         <w:t>6.1 Commissioning a new dimmer</w:t>
@@ -3956,6 +4842,78 @@
           <w:szCs w:val="18"/>
         </w:rPr>
         <w:t>addr?                      ; confirm</w:t>
+      </w:r>
+    </w:p>
+    <w:p>
+      <w:pPr>
+        <w:pStyle w:val="Heading2"/>
+      </w:pPr>
+      <w:r>
+        <w:t>6.</w:t>
+      </w:r>
+      <w:r>
+        <w:t>4</w:t>
+      </w:r>
+      <w:r>
+        <w:t xml:space="preserve"> </w:t>
+      </w:r>
+      <w:r>
+        <w:t>Set level of channel on a running rig</w:t>
+      </w:r>
+    </w:p>
+    <w:p>
+      <w:pPr>
+        <w:shd w:val="clear" w:color="auto" w:fill="F2F2F2"/>
+        <w:spacing w:before="40" w:after="40"/>
+        <w:ind w:left="360"/>
+      </w:pPr>
+      <w:r>
+        <w:rPr>
+          <w:rFonts w:ascii="Courier New" w:eastAsia="Courier New" w:hAnsi="Courier New" w:cs="Courier New"/>
+          <w:sz w:val="18"/>
+          <w:szCs w:val="18"/>
+        </w:rPr>
+        <w:t>level 43 255</w:t>
+      </w:r>
+      <w:r>
+        <w:rPr>
+          <w:rFonts w:ascii="Courier New" w:eastAsia="Courier New" w:hAnsi="Courier New" w:cs="Courier New"/>
+          <w:sz w:val="18"/>
+          <w:szCs w:val="18"/>
+        </w:rPr>
+        <w:t xml:space="preserve">               ; check </w:t>
+      </w:r>
+      <w:r>
+        <w:rPr>
+          <w:rFonts w:ascii="Courier New" w:eastAsia="Courier New" w:hAnsi="Courier New" w:cs="Courier New"/>
+          <w:sz w:val="18"/>
+          <w:szCs w:val="18"/>
+        </w:rPr>
+        <w:t xml:space="preserve">channel </w:t>
+      </w:r>
+      <w:r>
+        <w:rPr>
+          <w:rFonts w:ascii="Courier New" w:eastAsia="Courier New" w:hAnsi="Courier New" w:cs="Courier New"/>
+          <w:sz w:val="18"/>
+          <w:szCs w:val="18"/>
+        </w:rPr>
+        <w:t xml:space="preserve">is </w:t>
+      </w:r>
+      <w:r>
+        <w:rPr>
+          <w:rFonts w:ascii="Courier New" w:eastAsia="Courier New" w:hAnsi="Courier New" w:cs="Courier New"/>
+          <w:sz w:val="18"/>
+          <w:szCs w:val="18"/>
+        </w:rPr>
+        <w:t>responding to DMX</w:t>
+      </w:r>
+      <w:r>
+        <w:rPr>
+          <w:rFonts w:ascii="Courier New" w:eastAsia="Courier New" w:hAnsi="Courier New" w:cs="Courier New"/>
+          <w:sz w:val="18"/>
+          <w:szCs w:val="18"/>
+        </w:rPr>
+        <w:t xml:space="preserve"> control</w:t>
       </w:r>
     </w:p>
     <w:p>
@@ -4009,12 +4967,6 @@
         <w:gridCol w:w="6617"/>
       </w:tblGrid>
       <w:tr>
-        <w:tblPrEx>
-          <w:tblCellMar>
-            <w:top w:w="0" w:type="dxa"/>
-            <w:bottom w:w="0" w:type="dxa"/>
-          </w:tblCellMar>
-        </w:tblPrEx>
         <w:trPr>
           <w:tblHeader/>
         </w:trPr>
@@ -4074,12 +5026,6 @@
         </w:tc>
       </w:tr>
       <w:tr>
-        <w:tblPrEx>
-          <w:tblCellMar>
-            <w:top w:w="0" w:type="dxa"/>
-            <w:bottom w:w="0" w:type="dxa"/>
-          </w:tblCellMar>
-        </w:tblPrEx>
         <w:tc>
           <w:tcPr>
             <w:tcW w:w="2409" w:type="dxa"/>
@@ -4131,12 +5077,6 @@
         </w:tc>
       </w:tr>
       <w:tr>
-        <w:tblPrEx>
-          <w:tblCellMar>
-            <w:top w:w="0" w:type="dxa"/>
-            <w:bottom w:w="0" w:type="dxa"/>
-          </w:tblCellMar>
-        </w:tblPrEx>
         <w:tc>
           <w:tcPr>
             <w:tcW w:w="2409" w:type="dxa"/>
@@ -4188,12 +5128,6 @@
         </w:tc>
       </w:tr>
       <w:tr>
-        <w:tblPrEx>
-          <w:tblCellMar>
-            <w:top w:w="0" w:type="dxa"/>
-            <w:bottom w:w="0" w:type="dxa"/>
-          </w:tblCellMar>
-        </w:tblPrEx>
         <w:tc>
           <w:tcPr>
             <w:tcW w:w="2409" w:type="dxa"/>
@@ -4217,7 +5151,6 @@
                 <w:sz w:val="18"/>
                 <w:szCs w:val="18"/>
               </w:rPr>
-              <w:lastRenderedPageBreak/>
               <w:t>GET MFR_CURVE failed</w:t>
             </w:r>
           </w:p>
@@ -4240,18 +5173,15 @@
           </w:tcPr>
           <w:p>
             <w:r>
-              <w:t>The dimmer did not respond to a curve query. Check RDM is enabled on the dimmer (dmx on).</w:t>
+              <w:t>The dimmer did not respond to a curve query. Check RDM is enabled on the dimmer (dmx on)</w:t>
+            </w:r>
+            <w:r>
+              <w:t xml:space="preserve"> and that the device supports this manufacturer PID.</w:t>
             </w:r>
           </w:p>
         </w:tc>
       </w:tr>
       <w:tr>
-        <w:tblPrEx>
-          <w:tblCellMar>
-            <w:top w:w="0" w:type="dxa"/>
-            <w:bottom w:w="0" w:type="dxa"/>
-          </w:tblCellMar>
-        </w:tblPrEx>
         <w:tc>
           <w:tcPr>
             <w:tcW w:w="2409" w:type="dxa"/>
@@ -4350,17 +5280,11 @@
         <w:tblLook w:val="04A0" w:firstRow="1" w:lastRow="0" w:firstColumn="1" w:lastColumn="0" w:noHBand="0" w:noVBand="1"/>
       </w:tblPr>
       <w:tblGrid>
-        <w:gridCol w:w="1486"/>
-        <w:gridCol w:w="2974"/>
-        <w:gridCol w:w="4566"/>
+        <w:gridCol w:w="1370"/>
+        <w:gridCol w:w="3675"/>
+        <w:gridCol w:w="3981"/>
       </w:tblGrid>
       <w:tr>
-        <w:tblPrEx>
-          <w:tblCellMar>
-            <w:top w:w="0" w:type="dxa"/>
-            <w:bottom w:w="0" w:type="dxa"/>
-          </w:tblCellMar>
-        </w:tblPrEx>
         <w:trPr>
           <w:tblHeader/>
         </w:trPr>
@@ -4447,12 +5371,6 @@
         </w:tc>
       </w:tr>
       <w:tr>
-        <w:tblPrEx>
-          <w:tblCellMar>
-            <w:top w:w="0" w:type="dxa"/>
-            <w:bottom w:w="0" w:type="dxa"/>
-          </w:tblCellMar>
-        </w:tblPrEx>
         <w:tc>
           <w:tcPr>
             <w:tcW w:w="1600" w:type="dxa"/>
@@ -4526,12 +5444,6 @@
         </w:tc>
       </w:tr>
       <w:tr>
-        <w:tblPrEx>
-          <w:tblCellMar>
-            <w:top w:w="0" w:type="dxa"/>
-            <w:bottom w:w="0" w:type="dxa"/>
-          </w:tblCellMar>
-        </w:tblPrEx>
         <w:tc>
           <w:tcPr>
             <w:tcW w:w="1600" w:type="dxa"/>
@@ -4605,12 +5517,151 @@
         </w:tc>
       </w:tr>
       <w:tr>
-        <w:tblPrEx>
-          <w:tblCellMar>
-            <w:top w:w="0" w:type="dxa"/>
-            <w:bottom w:w="0" w:type="dxa"/>
-          </w:tblCellMar>
-        </w:tblPrEx>
+        <w:tc>
+          <w:tcPr>
+            <w:tcW w:w="1600" w:type="dxa"/>
+            <w:tcBorders>
+              <w:top w:val="single" w:sz="1" w:space="0" w:color="CCCCCC"/>
+              <w:left w:val="single" w:sz="1" w:space="0" w:color="CCCCCC"/>
+              <w:bottom w:val="single" w:sz="1" w:space="0" w:color="CCCCCC"/>
+              <w:right w:val="single" w:sz="1" w:space="0" w:color="CCCCCC"/>
+            </w:tcBorders>
+            <w:tcMar>
+              <w:top w:w="80" w:type="dxa"/>
+              <w:left w:w="120" w:type="dxa"/>
+              <w:bottom w:w="80" w:type="dxa"/>
+              <w:right w:w="120" w:type="dxa"/>
+            </w:tcMar>
+          </w:tcPr>
+          <w:p>
+            <w:r>
+              <w:rPr>
+                <w:rFonts w:ascii="Courier New" w:hAnsi="Courier New"/>
+                <w:sz w:val="18"/>
+              </w:rPr>
+              <w:lastRenderedPageBreak/>
+              <w:t>0x00E0</w:t>
+            </w:r>
+          </w:p>
+        </w:tc>
+        <w:tc>
+          <w:tcPr>
+            <w:tcW w:w="2200" w:type="dxa"/>
+            <w:tcBorders>
+              <w:top w:val="single" w:sz="1" w:space="0" w:color="CCCCCC"/>
+              <w:left w:val="single" w:sz="1" w:space="0" w:color="CCCCCC"/>
+              <w:bottom w:val="single" w:sz="1" w:space="0" w:color="CCCCCC"/>
+              <w:right w:val="single" w:sz="1" w:space="0" w:color="CCCCCC"/>
+            </w:tcBorders>
+            <w:tcMar>
+              <w:top w:w="80" w:type="dxa"/>
+              <w:left w:w="120" w:type="dxa"/>
+              <w:bottom w:w="80" w:type="dxa"/>
+              <w:right w:w="120" w:type="dxa"/>
+            </w:tcMar>
+          </w:tcPr>
+          <w:p>
+            <w:r>
+              <w:t>DMX_PERSONALITY</w:t>
+            </w:r>
+          </w:p>
+        </w:tc>
+        <w:tc>
+          <w:tcPr>
+            <w:tcW w:w="5226" w:type="dxa"/>
+            <w:tcBorders>
+              <w:top w:val="single" w:sz="1" w:space="0" w:color="CCCCCC"/>
+              <w:left w:val="single" w:sz="1" w:space="0" w:color="CCCCCC"/>
+              <w:bottom w:val="single" w:sz="1" w:space="0" w:color="CCCCCC"/>
+              <w:right w:val="single" w:sz="1" w:space="0" w:color="CCCCCC"/>
+            </w:tcBorders>
+            <w:tcMar>
+              <w:top w:w="80" w:type="dxa"/>
+              <w:left w:w="120" w:type="dxa"/>
+              <w:bottom w:w="80" w:type="dxa"/>
+              <w:right w:w="120" w:type="dxa"/>
+            </w:tcMar>
+          </w:tcPr>
+          <w:p>
+            <w:r>
+              <w:t>personality &lt;n&gt; / personality?</w:t>
+            </w:r>
+          </w:p>
+        </w:tc>
+      </w:tr>
+      <w:tr>
+        <w:tc>
+          <w:tcPr>
+            <w:tcW w:w="1600" w:type="dxa"/>
+            <w:tcBorders>
+              <w:top w:val="single" w:sz="1" w:space="0" w:color="CCCCCC"/>
+              <w:left w:val="single" w:sz="1" w:space="0" w:color="CCCCCC"/>
+              <w:bottom w:val="single" w:sz="1" w:space="0" w:color="CCCCCC"/>
+              <w:right w:val="single" w:sz="1" w:space="0" w:color="CCCCCC"/>
+            </w:tcBorders>
+            <w:tcMar>
+              <w:top w:w="80" w:type="dxa"/>
+              <w:left w:w="120" w:type="dxa"/>
+              <w:bottom w:w="80" w:type="dxa"/>
+              <w:right w:w="120" w:type="dxa"/>
+            </w:tcMar>
+          </w:tcPr>
+          <w:p>
+            <w:r>
+              <w:rPr>
+                <w:rFonts w:ascii="Courier New" w:hAnsi="Courier New"/>
+                <w:sz w:val="18"/>
+              </w:rPr>
+              <w:t>0x00E1</w:t>
+            </w:r>
+          </w:p>
+        </w:tc>
+        <w:tc>
+          <w:tcPr>
+            <w:tcW w:w="2200" w:type="dxa"/>
+            <w:tcBorders>
+              <w:top w:val="single" w:sz="1" w:space="0" w:color="CCCCCC"/>
+              <w:left w:val="single" w:sz="1" w:space="0" w:color="CCCCCC"/>
+              <w:bottom w:val="single" w:sz="1" w:space="0" w:color="CCCCCC"/>
+              <w:right w:val="single" w:sz="1" w:space="0" w:color="CCCCCC"/>
+            </w:tcBorders>
+            <w:tcMar>
+              <w:top w:w="80" w:type="dxa"/>
+              <w:left w:w="120" w:type="dxa"/>
+              <w:bottom w:w="80" w:type="dxa"/>
+              <w:right w:w="120" w:type="dxa"/>
+            </w:tcMar>
+          </w:tcPr>
+          <w:p>
+            <w:r>
+              <w:t>DMX_PERSONALITY_DESCRIPTION</w:t>
+            </w:r>
+          </w:p>
+        </w:tc>
+        <w:tc>
+          <w:tcPr>
+            <w:tcW w:w="5226" w:type="dxa"/>
+            <w:tcBorders>
+              <w:top w:val="single" w:sz="1" w:space="0" w:color="CCCCCC"/>
+              <w:left w:val="single" w:sz="1" w:space="0" w:color="CCCCCC"/>
+              <w:bottom w:val="single" w:sz="1" w:space="0" w:color="CCCCCC"/>
+              <w:right w:val="single" w:sz="1" w:space="0" w:color="CCCCCC"/>
+            </w:tcBorders>
+            <w:tcMar>
+              <w:top w:w="80" w:type="dxa"/>
+              <w:left w:w="120" w:type="dxa"/>
+              <w:bottom w:w="80" w:type="dxa"/>
+              <w:right w:w="120" w:type="dxa"/>
+            </w:tcMar>
+          </w:tcPr>
+          <w:p>
+            <w:r>
+              <w:t>personality? (per-personality descriptions)</w:t>
+            </w:r>
+          </w:p>
+        </w:tc>
+      </w:tr>
+      <w:tr>
         <w:tc>
           <w:tcPr>
             <w:tcW w:w="1600" w:type="dxa"/>
@@ -4684,12 +5735,6 @@
         </w:tc>
       </w:tr>
       <w:tr>
-        <w:tblPrEx>
-          <w:tblCellMar>
-            <w:top w:w="0" w:type="dxa"/>
-            <w:bottom w:w="0" w:type="dxa"/>
-          </w:tblCellMar>
-        </w:tblPrEx>
         <w:tc>
           <w:tcPr>
             <w:tcW w:w="1600" w:type="dxa"/>
@@ -4763,12 +5808,6 @@
         </w:tc>
       </w:tr>
       <w:tr>
-        <w:tblPrEx>
-          <w:tblCellMar>
-            <w:top w:w="0" w:type="dxa"/>
-            <w:bottom w:w="0" w:type="dxa"/>
-          </w:tblCellMar>
-        </w:tblPrEx>
         <w:tc>
           <w:tcPr>
             <w:tcW w:w="1600" w:type="dxa"/>
@@ -4842,12 +5881,6 @@
         </w:tc>
       </w:tr>
       <w:tr>
-        <w:tblPrEx>
-          <w:tblCellMar>
-            <w:top w:w="0" w:type="dxa"/>
-            <w:bottom w:w="0" w:type="dxa"/>
-          </w:tblCellMar>
-        </w:tblPrEx>
         <w:tc>
           <w:tcPr>
             <w:tcW w:w="1600" w:type="dxa"/>
@@ -4947,12 +5980,6 @@
         <w:gridCol w:w="9026"/>
       </w:tblGrid>
       <w:tr>
-        <w:tblPrEx>
-          <w:tblCellMar>
-            <w:top w:w="0" w:type="dxa"/>
-            <w:bottom w:w="0" w:type="dxa"/>
-          </w:tblCellMar>
-        </w:tblPrEx>
         <w:trPr>
           <w:trHeight w:val="774"/>
         </w:trPr>
@@ -5039,12 +6066,6 @@
         <w:gridCol w:w="6226"/>
       </w:tblGrid>
       <w:tr>
-        <w:tblPrEx>
-          <w:tblCellMar>
-            <w:top w:w="0" w:type="dxa"/>
-            <w:bottom w:w="0" w:type="dxa"/>
-          </w:tblCellMar>
-        </w:tblPrEx>
         <w:trPr>
           <w:tblHeader/>
         </w:trPr>
@@ -5104,12 +6125,6 @@
         </w:tc>
       </w:tr>
       <w:tr>
-        <w:tblPrEx>
-          <w:tblCellMar>
-            <w:top w:w="0" w:type="dxa"/>
-            <w:bottom w:w="0" w:type="dxa"/>
-          </w:tblCellMar>
-        </w:tblPrEx>
         <w:tc>
           <w:tcPr>
             <w:tcW w:w="2800" w:type="dxa"/>
@@ -5161,12 +6176,6 @@
         </w:tc>
       </w:tr>
       <w:tr>
-        <w:tblPrEx>
-          <w:tblCellMar>
-            <w:top w:w="0" w:type="dxa"/>
-            <w:bottom w:w="0" w:type="dxa"/>
-          </w:tblCellMar>
-        </w:tblPrEx>
         <w:tc>
           <w:tcPr>
             <w:tcW w:w="2800" w:type="dxa"/>

--- a/RDMController_UserGuide.docx
+++ b/RDMController_UserGuide.docx
@@ -38,14 +38,59 @@
       <w:pPr>
         <w:spacing w:after="80"/>
         <w:jc w:val="center"/>
-      </w:pPr>
-      <w:r>
         <w:rPr>
           <w:color w:val="666666"/>
           <w:sz w:val="24"/>
           <w:szCs w:val="24"/>
         </w:rPr>
-        <w:t>ESP32-S2 Thing Plus — Arduino Sketch</w:t>
+      </w:pPr>
+      <w:r>
+        <w:rPr>
+          <w:color w:val="666666"/>
+          <w:sz w:val="24"/>
+          <w:szCs w:val="24"/>
+        </w:rPr>
+        <w:t xml:space="preserve">ESP32-S2 Thing Plus — </w:t>
+      </w:r>
+      <w:r>
+        <w:rPr>
+          <w:color w:val="666666"/>
+          <w:sz w:val="24"/>
+          <w:szCs w:val="24"/>
+        </w:rPr>
+        <w:t>Firmware</w:t>
+      </w:r>
+    </w:p>
+    <w:p>
+      <w:pPr>
+        <w:spacing w:after="80"/>
+        <w:jc w:val="center"/>
+      </w:pPr>
+      <w:r>
+        <w:rPr>
+          <w:color w:val="666666"/>
+          <w:sz w:val="24"/>
+          <w:szCs w:val="24"/>
+        </w:rPr>
+        <w:t xml:space="preserve">Requires </w:t>
+      </w:r>
+      <w:proofErr w:type="spellStart"/>
+      <w:r>
+        <w:rPr>
+          <w:color w:val="666666"/>
+          <w:sz w:val="24"/>
+          <w:szCs w:val="24"/>
+        </w:rPr>
+        <w:t>Sparkfun</w:t>
+      </w:r>
+      <w:proofErr w:type="spellEnd"/>
+      <w:r>
+        <w:rPr>
+          <w:color w:val="666666"/>
+          <w:sz w:val="24"/>
+          <w:szCs w:val="24"/>
+        </w:rPr>
+        <w:t xml:space="preserve"> DMX adaptor</w:t>
       </w:r>
     </w:p>
     <w:p>
@@ -90,7 +135,21 @@
         <w:spacing w:before="60" w:after="100"/>
       </w:pPr>
       <w:r>
-        <w:t>This RDM Controller is firmware for an ESP32-S2 Thing Plus board that acts as an RDM (Remote Device Management) controller on a DMX512 bus. It discovers RDM-capable dimmer devices and provides an interactive serial command interface for controlling them.</w:t>
+        <w:t xml:space="preserve">This RDM Controller is firmware for an ESP32-S2 Thing Plus board </w:t>
+      </w:r>
+      <w:r>
+        <w:t xml:space="preserve">with </w:t>
+      </w:r>
+      <w:proofErr w:type="spellStart"/>
+      <w:r>
+        <w:t>Sparkfun</w:t>
+      </w:r>
+      <w:proofErr w:type="spellEnd"/>
+      <w:r>
+        <w:t xml:space="preserve"> DMX adaptor </w:t>
+      </w:r>
+      <w:r>
+        <w:t>that acts as an RDM (Remote Device Management) controller on a DMX512 bus. It discovers RDM-capable devices and provides an interactive serial command interface for controlling them.</w:t>
       </w:r>
       <w:r>
         <w:t xml:space="preserve"> As well as the RDM features, there is also a basic DMX </w:t>
@@ -172,7 +231,15 @@
         <w:spacing w:before="60" w:after="100"/>
       </w:pPr>
       <w:r>
-        <w:t>The controller runs on a SparkFun ESP32-S2 Thing Plus. The DMX interface is provided by a MAX485 transceiver connected as follows:</w:t>
+        <w:t xml:space="preserve">The controller runs on a </w:t>
+      </w:r>
+      <w:proofErr w:type="spellStart"/>
+      <w:r>
+        <w:t>SparkFun</w:t>
+      </w:r>
+      <w:proofErr w:type="spellEnd"/>
+      <w:r>
+        <w:t xml:space="preserve"> ESP32-S2 Thing Plus. The DMX interface is provided by a MAX485 transceiver connected as follows:</w:t>
       </w:r>
     </w:p>
     <w:p>
@@ -703,13 +770,21 @@
       </w:pPr>
       <w:r>
         <w:lastRenderedPageBreak/>
-        <w:t xml:space="preserve">Example startup </w:t>
+        <w:t xml:space="preserve">Example </w:t>
+      </w:r>
+      <w:proofErr w:type="gramStart"/>
+      <w:r>
+        <w:t xml:space="preserve">startup </w:t>
       </w:r>
       <w:r>
         <w:t xml:space="preserve"> </w:t>
       </w:r>
       <w:r>
-        <w:t>output:</w:t>
+        <w:t>output</w:t>
+      </w:r>
+      <w:proofErr w:type="gramEnd"/>
+      <w:r>
+        <w:t>:</w:t>
       </w:r>
     </w:p>
     <w:p>
@@ -773,7 +848,25 @@
           <w:sz w:val="18"/>
           <w:szCs w:val="18"/>
         </w:rPr>
-        <w:t>[0] 05e0:04298435  &lt;-- active</w:t>
+        <w:t>[0] 05e</w:t>
+      </w:r>
+      <w:proofErr w:type="gramStart"/>
+      <w:r>
+        <w:rPr>
+          <w:rFonts w:ascii="Courier New" w:eastAsia="Courier New" w:hAnsi="Courier New" w:cs="Courier New"/>
+          <w:sz w:val="18"/>
+          <w:szCs w:val="18"/>
+        </w:rPr>
+        <w:t>0:04298435  &lt;</w:t>
+      </w:r>
+      <w:proofErr w:type="gramEnd"/>
+      <w:r>
+        <w:rPr>
+          <w:rFonts w:ascii="Courier New" w:eastAsia="Courier New" w:hAnsi="Courier New" w:cs="Courier New"/>
+          <w:sz w:val="18"/>
+          <w:szCs w:val="18"/>
+        </w:rPr>
+        <w:t>-- active</w:t>
       </w:r>
     </w:p>
     <w:p>
@@ -805,7 +898,61 @@
           <w:sz w:val="18"/>
           <w:szCs w:val="18"/>
         </w:rPr>
-        <w:t xml:space="preserve">    0x8000: "Dimming Curve"  pdl=6  range=0-3  default=0</w:t>
+        <w:t xml:space="preserve">    0x8000: "Dimming Curve</w:t>
+      </w:r>
+      <w:proofErr w:type="gramStart"/>
+      <w:r>
+        <w:rPr>
+          <w:rFonts w:ascii="Courier New" w:eastAsia="Courier New" w:hAnsi="Courier New" w:cs="Courier New"/>
+          <w:sz w:val="18"/>
+          <w:szCs w:val="18"/>
+        </w:rPr>
+        <w:t>"  pdl</w:t>
+      </w:r>
+      <w:proofErr w:type="gramEnd"/>
+      <w:r>
+        <w:rPr>
+          <w:rFonts w:ascii="Courier New" w:eastAsia="Courier New" w:hAnsi="Courier New" w:cs="Courier New"/>
+          <w:sz w:val="18"/>
+          <w:szCs w:val="18"/>
+        </w:rPr>
+        <w:t>=</w:t>
+      </w:r>
+      <w:proofErr w:type="gramStart"/>
+      <w:r>
+        <w:rPr>
+          <w:rFonts w:ascii="Courier New" w:eastAsia="Courier New" w:hAnsi="Courier New" w:cs="Courier New"/>
+          <w:sz w:val="18"/>
+          <w:szCs w:val="18"/>
+        </w:rPr>
+        <w:t>6  range</w:t>
+      </w:r>
+      <w:proofErr w:type="gramEnd"/>
+      <w:r>
+        <w:rPr>
+          <w:rFonts w:ascii="Courier New" w:eastAsia="Courier New" w:hAnsi="Courier New" w:cs="Courier New"/>
+          <w:sz w:val="18"/>
+          <w:szCs w:val="18"/>
+        </w:rPr>
+        <w:t>=0-</w:t>
+      </w:r>
+      <w:proofErr w:type="gramStart"/>
+      <w:r>
+        <w:rPr>
+          <w:rFonts w:ascii="Courier New" w:eastAsia="Courier New" w:hAnsi="Courier New" w:cs="Courier New"/>
+          <w:sz w:val="18"/>
+          <w:szCs w:val="18"/>
+        </w:rPr>
+        <w:t>3  default</w:t>
+      </w:r>
+      <w:proofErr w:type="gramEnd"/>
+      <w:r>
+        <w:rPr>
+          <w:rFonts w:ascii="Courier New" w:eastAsia="Courier New" w:hAnsi="Courier New" w:cs="Courier New"/>
+          <w:sz w:val="18"/>
+          <w:szCs w:val="18"/>
+        </w:rPr>
+        <w:t>=0</w:t>
       </w:r>
     </w:p>
     <w:p>
@@ -1404,86 +1551,23 @@
             </w:tcMar>
           </w:tcPr>
           <w:p>
+            <w:proofErr w:type="spellStart"/>
             <w:r>
               <w:rPr>
                 <w:rFonts w:ascii="Courier New" w:eastAsia="Courier New" w:hAnsi="Courier New" w:cs="Courier New"/>
                 <w:sz w:val="18"/>
                 <w:szCs w:val="18"/>
               </w:rPr>
-              <w:t>addr &lt;n&gt;</w:t>
-            </w:r>
-          </w:p>
-        </w:tc>
-        <w:tc>
-          <w:tcPr>
-            <w:tcW w:w="1276" w:type="dxa"/>
-            <w:tcBorders>
-              <w:top w:val="single" w:sz="1" w:space="0" w:color="CCCCCC"/>
-              <w:left w:val="single" w:sz="1" w:space="0" w:color="CCCCCC"/>
-              <w:bottom w:val="single" w:sz="1" w:space="0" w:color="CCCCCC"/>
-              <w:right w:val="single" w:sz="1" w:space="0" w:color="CCCCCC"/>
-            </w:tcBorders>
-            <w:tcMar>
-              <w:top w:w="80" w:type="dxa"/>
-              <w:left w:w="120" w:type="dxa"/>
-              <w:bottom w:w="80" w:type="dxa"/>
-              <w:right w:w="120" w:type="dxa"/>
-            </w:tcMar>
-          </w:tcPr>
-          <w:p>
-            <w:r>
-              <w:t>addr 21</w:t>
-            </w:r>
-          </w:p>
-        </w:tc>
-        <w:tc>
-          <w:tcPr>
-            <w:tcW w:w="5908" w:type="dxa"/>
-            <w:tcBorders>
-              <w:top w:val="single" w:sz="1" w:space="0" w:color="CCCCCC"/>
-              <w:left w:val="single" w:sz="1" w:space="0" w:color="CCCCCC"/>
-              <w:bottom w:val="single" w:sz="1" w:space="0" w:color="CCCCCC"/>
-              <w:right w:val="single" w:sz="1" w:space="0" w:color="CCCCCC"/>
-            </w:tcBorders>
-            <w:tcMar>
-              <w:top w:w="80" w:type="dxa"/>
-              <w:left w:w="120" w:type="dxa"/>
-              <w:bottom w:w="80" w:type="dxa"/>
-              <w:right w:w="120" w:type="dxa"/>
-            </w:tcMar>
-          </w:tcPr>
-          <w:p>
-            <w:r>
-              <w:t>SET the DMX start address (1–512) on the active device via RDM. Saved to NVS on the dimmer.</w:t>
-            </w:r>
-          </w:p>
-        </w:tc>
-      </w:tr>
-      <w:tr>
-        <w:tc>
-          <w:tcPr>
-            <w:tcW w:w="1842" w:type="dxa"/>
-            <w:tcBorders>
-              <w:top w:val="single" w:sz="1" w:space="0" w:color="CCCCCC"/>
-              <w:left w:val="single" w:sz="1" w:space="0" w:color="CCCCCC"/>
-              <w:bottom w:val="single" w:sz="1" w:space="0" w:color="CCCCCC"/>
-              <w:right w:val="single" w:sz="1" w:space="0" w:color="CCCCCC"/>
-            </w:tcBorders>
-            <w:tcMar>
-              <w:top w:w="80" w:type="dxa"/>
-              <w:left w:w="120" w:type="dxa"/>
-              <w:bottom w:w="80" w:type="dxa"/>
-              <w:right w:w="120" w:type="dxa"/>
-            </w:tcMar>
-          </w:tcPr>
-          <w:p>
+              <w:t>addr</w:t>
+            </w:r>
+            <w:proofErr w:type="spellEnd"/>
             <w:r>
               <w:rPr>
                 <w:rFonts w:ascii="Courier New" w:eastAsia="Courier New" w:hAnsi="Courier New" w:cs="Courier New"/>
                 <w:sz w:val="18"/>
                 <w:szCs w:val="18"/>
               </w:rPr>
-              <w:t>addr?</w:t>
+              <w:t xml:space="preserve"> &lt;n&gt;</w:t>
             </w:r>
           </w:p>
         </w:tc>
@@ -1504,8 +1588,101 @@
             </w:tcMar>
           </w:tcPr>
           <w:p>
-            <w:r>
-              <w:t>addr?</w:t>
+            <w:proofErr w:type="spellStart"/>
+            <w:r>
+              <w:t>addr</w:t>
+            </w:r>
+            <w:proofErr w:type="spellEnd"/>
+            <w:r>
+              <w:t xml:space="preserve"> 21</w:t>
+            </w:r>
+          </w:p>
+        </w:tc>
+        <w:tc>
+          <w:tcPr>
+            <w:tcW w:w="5908" w:type="dxa"/>
+            <w:tcBorders>
+              <w:top w:val="single" w:sz="1" w:space="0" w:color="CCCCCC"/>
+              <w:left w:val="single" w:sz="1" w:space="0" w:color="CCCCCC"/>
+              <w:bottom w:val="single" w:sz="1" w:space="0" w:color="CCCCCC"/>
+              <w:right w:val="single" w:sz="1" w:space="0" w:color="CCCCCC"/>
+            </w:tcBorders>
+            <w:tcMar>
+              <w:top w:w="80" w:type="dxa"/>
+              <w:left w:w="120" w:type="dxa"/>
+              <w:bottom w:w="80" w:type="dxa"/>
+              <w:right w:w="120" w:type="dxa"/>
+            </w:tcMar>
+          </w:tcPr>
+          <w:p>
+            <w:r>
+              <w:t>SET the DMX start address (1–512) on the active device via RDM. Saved to NVS on the dimmer.</w:t>
+            </w:r>
+          </w:p>
+        </w:tc>
+      </w:tr>
+      <w:tr>
+        <w:tc>
+          <w:tcPr>
+            <w:tcW w:w="1842" w:type="dxa"/>
+            <w:tcBorders>
+              <w:top w:val="single" w:sz="1" w:space="0" w:color="CCCCCC"/>
+              <w:left w:val="single" w:sz="1" w:space="0" w:color="CCCCCC"/>
+              <w:bottom w:val="single" w:sz="1" w:space="0" w:color="CCCCCC"/>
+              <w:right w:val="single" w:sz="1" w:space="0" w:color="CCCCCC"/>
+            </w:tcBorders>
+            <w:tcMar>
+              <w:top w:w="80" w:type="dxa"/>
+              <w:left w:w="120" w:type="dxa"/>
+              <w:bottom w:w="80" w:type="dxa"/>
+              <w:right w:w="120" w:type="dxa"/>
+            </w:tcMar>
+          </w:tcPr>
+          <w:p>
+            <w:proofErr w:type="spellStart"/>
+            <w:r>
+              <w:rPr>
+                <w:rFonts w:ascii="Courier New" w:eastAsia="Courier New" w:hAnsi="Courier New" w:cs="Courier New"/>
+                <w:sz w:val="18"/>
+                <w:szCs w:val="18"/>
+              </w:rPr>
+              <w:t>addr</w:t>
+            </w:r>
+            <w:proofErr w:type="spellEnd"/>
+            <w:r>
+              <w:rPr>
+                <w:rFonts w:ascii="Courier New" w:eastAsia="Courier New" w:hAnsi="Courier New" w:cs="Courier New"/>
+                <w:sz w:val="18"/>
+                <w:szCs w:val="18"/>
+              </w:rPr>
+              <w:t>?</w:t>
+            </w:r>
+          </w:p>
+        </w:tc>
+        <w:tc>
+          <w:tcPr>
+            <w:tcW w:w="1276" w:type="dxa"/>
+            <w:tcBorders>
+              <w:top w:val="single" w:sz="1" w:space="0" w:color="CCCCCC"/>
+              <w:left w:val="single" w:sz="1" w:space="0" w:color="CCCCCC"/>
+              <w:bottom w:val="single" w:sz="1" w:space="0" w:color="CCCCCC"/>
+              <w:right w:val="single" w:sz="1" w:space="0" w:color="CCCCCC"/>
+            </w:tcBorders>
+            <w:tcMar>
+              <w:top w:w="80" w:type="dxa"/>
+              <w:left w:w="120" w:type="dxa"/>
+              <w:bottom w:w="80" w:type="dxa"/>
+              <w:right w:w="120" w:type="dxa"/>
+            </w:tcMar>
+          </w:tcPr>
+          <w:p>
+            <w:proofErr w:type="spellStart"/>
+            <w:r>
+              <w:t>addr</w:t>
+            </w:r>
+            <w:proofErr w:type="spellEnd"/>
+            <w:r>
+              <w:t>?</w:t>
             </w:r>
           </w:p>
         </w:tc>
@@ -1759,6 +1936,7 @@
             </w:tcMar>
           </w:tcPr>
           <w:p>
+            <w:proofErr w:type="spellStart"/>
             <w:r>
               <w:rPr>
                 <w:rFonts w:ascii="Courier New" w:eastAsia="Courier New" w:hAnsi="Courier New" w:cs="Courier New"/>
@@ -1767,6 +1945,7 @@
               </w:rPr>
               <w:t>sq</w:t>
             </w:r>
+            <w:proofErr w:type="spellEnd"/>
           </w:p>
         </w:tc>
         <w:tc>
@@ -1905,6 +2084,7 @@
             </w:tcMar>
           </w:tcPr>
           <w:p>
+            <w:proofErr w:type="spellStart"/>
             <w:r>
               <w:rPr>
                 <w:rFonts w:ascii="Courier New" w:eastAsia="Courier New" w:hAnsi="Courier New" w:cs="Courier New"/>
@@ -1913,6 +2093,7 @@
               </w:rPr>
               <w:t>lin</w:t>
             </w:r>
+            <w:proofErr w:type="spellEnd"/>
           </w:p>
         </w:tc>
         <w:tc>
@@ -1978,6 +2159,7 @@
             </w:tcMar>
           </w:tcPr>
           <w:p>
+            <w:proofErr w:type="spellStart"/>
             <w:r>
               <w:rPr>
                 <w:rFonts w:ascii="Courier New" w:eastAsia="Courier New" w:hAnsi="Courier New" w:cs="Courier New"/>
@@ -1986,6 +2168,7 @@
               </w:rPr>
               <w:t>tmp</w:t>
             </w:r>
+            <w:proofErr w:type="spellEnd"/>
           </w:p>
         </w:tc>
         <w:tc>
@@ -2193,8 +2376,13 @@
           </w:tcPr>
           <w:p>
             <w:r>
-              <w:t>curve tmp</w:t>
-            </w:r>
+              <w:t xml:space="preserve">curve </w:t>
+            </w:r>
+            <w:proofErr w:type="spellStart"/>
+            <w:r>
+              <w:t>tmp</w:t>
+            </w:r>
+            <w:proofErr w:type="spellEnd"/>
           </w:p>
         </w:tc>
         <w:tc>
@@ -2244,7 +2432,25 @@
                 <w:sz w:val="18"/>
                 <w:szCs w:val="18"/>
               </w:rPr>
-              <w:t>curve &lt;ch&gt; &lt;name&gt;</w:t>
+              <w:t>curve &lt;</w:t>
+            </w:r>
+            <w:proofErr w:type="spellStart"/>
+            <w:r>
+              <w:rPr>
+                <w:rFonts w:ascii="Courier New" w:eastAsia="Courier New" w:hAnsi="Courier New" w:cs="Courier New"/>
+                <w:sz w:val="18"/>
+                <w:szCs w:val="18"/>
+              </w:rPr>
+              <w:t>ch</w:t>
+            </w:r>
+            <w:proofErr w:type="spellEnd"/>
+            <w:r>
+              <w:rPr>
+                <w:rFonts w:ascii="Courier New" w:eastAsia="Courier New" w:hAnsi="Courier New" w:cs="Courier New"/>
+                <w:sz w:val="18"/>
+                <w:szCs w:val="18"/>
+              </w:rPr>
+              <w:t>&gt; &lt;name&gt;</w:t>
             </w:r>
           </w:p>
         </w:tc>
@@ -2288,7 +2494,15 @@
           </w:tcPr>
           <w:p>
             <w:r>
-              <w:t>SET a single channel curve (ch 1–6). Other channels are not affected (0xFF mask).</w:t>
+              <w:t>SET a single channel curve (</w:t>
+            </w:r>
+            <w:proofErr w:type="spellStart"/>
+            <w:r>
+              <w:t>ch</w:t>
+            </w:r>
+            <w:proofErr w:type="spellEnd"/>
+            <w:r>
+              <w:t xml:space="preserve"> 1–6). Other channels are not affected (0xFF mask).</w:t>
             </w:r>
           </w:p>
         </w:tc>
@@ -2420,6 +2634,329 @@
             </w:r>
             <w:r>
               <w:t>When setting a single channel, the controller sends 0xFF in the array positions for all other channels. The dimmer interprets 0xFF as “keep existing value”, so untouched channels are preserved exactly.</w:t>
+            </w:r>
+          </w:p>
+        </w:tc>
+      </w:tr>
+    </w:tbl>
+    <w:p>
+      <w:pPr>
+        <w:spacing w:after="160"/>
+      </w:pPr>
+    </w:p>
+    <w:p>
+      <w:pPr>
+        <w:spacing w:after="160"/>
+      </w:pPr>
+      <w:r>
+        <w:t>Other template examples of manufacturer PID handling are also included in the source code, for 0x8001 and 0x8002.</w:t>
+      </w:r>
+    </w:p>
+    <w:tbl>
+      <w:tblPr>
+        <w:tblW w:w="9202" w:type="dxa"/>
+        <w:tblBorders>
+          <w:top w:val="single" w:sz="4" w:space="0" w:color="auto"/>
+          <w:left w:val="single" w:sz="4" w:space="0" w:color="auto"/>
+          <w:bottom w:val="single" w:sz="4" w:space="0" w:color="auto"/>
+          <w:right w:val="single" w:sz="4" w:space="0" w:color="auto"/>
+          <w:insideH w:val="single" w:sz="4" w:space="0" w:color="auto"/>
+          <w:insideV w:val="single" w:sz="4" w:space="0" w:color="auto"/>
+        </w:tblBorders>
+        <w:tblCellMar>
+          <w:left w:w="10" w:type="dxa"/>
+          <w:right w:w="10" w:type="dxa"/>
+        </w:tblCellMar>
+        <w:tblLook w:val="04A0" w:firstRow="1" w:lastRow="0" w:firstColumn="1" w:lastColumn="0" w:noHBand="0" w:noVBand="1"/>
+      </w:tblPr>
+      <w:tblGrid>
+        <w:gridCol w:w="992"/>
+        <w:gridCol w:w="1134"/>
+        <w:gridCol w:w="1842"/>
+        <w:gridCol w:w="5234"/>
+      </w:tblGrid>
+      <w:tr>
+        <w:trPr>
+          <w:tblHeader/>
+        </w:trPr>
+        <w:tc>
+          <w:tcPr>
+            <w:tcW w:w="992" w:type="dxa"/>
+            <w:tcBorders>
+              <w:top w:val="single" w:sz="1" w:space="0" w:color="CCCCCC"/>
+              <w:left w:val="single" w:sz="1" w:space="0" w:color="CCCCCC"/>
+              <w:bottom w:val="single" w:sz="1" w:space="0" w:color="CCCCCC"/>
+              <w:right w:val="single" w:sz="1" w:space="0" w:color="CCCCCC"/>
+            </w:tcBorders>
+            <w:shd w:val="clear" w:color="auto" w:fill="D9E4F0"/>
+            <w:tcMar>
+              <w:top w:w="80" w:type="dxa"/>
+              <w:left w:w="120" w:type="dxa"/>
+              <w:bottom w:w="80" w:type="dxa"/>
+              <w:right w:w="120" w:type="dxa"/>
+            </w:tcMar>
+          </w:tcPr>
+          <w:p>
+            <w:r>
+              <w:rPr>
+                <w:b/>
+                <w:bCs/>
+              </w:rPr>
+              <w:t>PID</w:t>
+            </w:r>
+          </w:p>
+        </w:tc>
+        <w:tc>
+          <w:tcPr>
+            <w:tcW w:w="1134" w:type="dxa"/>
+            <w:tcBorders>
+              <w:top w:val="single" w:sz="1" w:space="0" w:color="CCCCCC"/>
+              <w:left w:val="single" w:sz="1" w:space="0" w:color="CCCCCC"/>
+              <w:bottom w:val="single" w:sz="1" w:space="0" w:color="CCCCCC"/>
+              <w:right w:val="single" w:sz="1" w:space="0" w:color="CCCCCC"/>
+            </w:tcBorders>
+            <w:shd w:val="clear" w:color="auto" w:fill="D9E4F0"/>
+            <w:tcMar>
+              <w:top w:w="80" w:type="dxa"/>
+              <w:left w:w="120" w:type="dxa"/>
+              <w:bottom w:w="80" w:type="dxa"/>
+              <w:right w:w="120" w:type="dxa"/>
+            </w:tcMar>
+          </w:tcPr>
+          <w:p>
+            <w:r>
+              <w:rPr>
+                <w:b/>
+                <w:bCs/>
+              </w:rPr>
+              <w:t>datatype</w:t>
+            </w:r>
+          </w:p>
+        </w:tc>
+        <w:tc>
+          <w:tcPr>
+            <w:tcW w:w="1842" w:type="dxa"/>
+            <w:tcBorders>
+              <w:top w:val="single" w:sz="1" w:space="0" w:color="CCCCCC"/>
+              <w:left w:val="single" w:sz="1" w:space="0" w:color="CCCCCC"/>
+              <w:bottom w:val="single" w:sz="1" w:space="0" w:color="CCCCCC"/>
+              <w:right w:val="single" w:sz="1" w:space="0" w:color="CCCCCC"/>
+            </w:tcBorders>
+            <w:shd w:val="clear" w:color="auto" w:fill="D9E4F0"/>
+          </w:tcPr>
+          <w:p>
+            <w:pPr>
+              <w:rPr>
+                <w:b/>
+                <w:bCs/>
+              </w:rPr>
+            </w:pPr>
+            <w:r>
+              <w:rPr>
+                <w:b/>
+                <w:bCs/>
+              </w:rPr>
+              <w:t>Menu command</w:t>
+            </w:r>
+          </w:p>
+        </w:tc>
+        <w:tc>
+          <w:tcPr>
+            <w:tcW w:w="5234" w:type="dxa"/>
+            <w:tcBorders>
+              <w:top w:val="single" w:sz="1" w:space="0" w:color="CCCCCC"/>
+              <w:left w:val="single" w:sz="1" w:space="0" w:color="CCCCCC"/>
+              <w:bottom w:val="single" w:sz="1" w:space="0" w:color="CCCCCC"/>
+              <w:right w:val="single" w:sz="1" w:space="0" w:color="CCCCCC"/>
+            </w:tcBorders>
+            <w:shd w:val="clear" w:color="auto" w:fill="D9E4F0"/>
+            <w:tcMar>
+              <w:top w:w="80" w:type="dxa"/>
+              <w:left w:w="120" w:type="dxa"/>
+              <w:bottom w:w="80" w:type="dxa"/>
+              <w:right w:w="120" w:type="dxa"/>
+            </w:tcMar>
+          </w:tcPr>
+          <w:p>
+            <w:r>
+              <w:rPr>
+                <w:b/>
+                <w:bCs/>
+              </w:rPr>
+              <w:t>Description</w:t>
+            </w:r>
+          </w:p>
+        </w:tc>
+      </w:tr>
+      <w:tr>
+        <w:tc>
+          <w:tcPr>
+            <w:tcW w:w="992" w:type="dxa"/>
+            <w:tcBorders>
+              <w:top w:val="single" w:sz="1" w:space="0" w:color="CCCCCC"/>
+              <w:left w:val="single" w:sz="1" w:space="0" w:color="CCCCCC"/>
+              <w:bottom w:val="single" w:sz="1" w:space="0" w:color="CCCCCC"/>
+              <w:right w:val="single" w:sz="1" w:space="0" w:color="CCCCCC"/>
+            </w:tcBorders>
+            <w:tcMar>
+              <w:top w:w="80" w:type="dxa"/>
+              <w:left w:w="120" w:type="dxa"/>
+              <w:bottom w:w="80" w:type="dxa"/>
+              <w:right w:w="120" w:type="dxa"/>
+            </w:tcMar>
+          </w:tcPr>
+          <w:p>
+            <w:r>
+              <w:t>0x8001</w:t>
+            </w:r>
+          </w:p>
+        </w:tc>
+        <w:tc>
+          <w:tcPr>
+            <w:tcW w:w="1134" w:type="dxa"/>
+            <w:tcBorders>
+              <w:top w:val="single" w:sz="1" w:space="0" w:color="CCCCCC"/>
+              <w:left w:val="single" w:sz="1" w:space="0" w:color="CCCCCC"/>
+              <w:bottom w:val="single" w:sz="1" w:space="0" w:color="CCCCCC"/>
+              <w:right w:val="single" w:sz="1" w:space="0" w:color="CCCCCC"/>
+            </w:tcBorders>
+            <w:tcMar>
+              <w:top w:w="80" w:type="dxa"/>
+              <w:left w:w="120" w:type="dxa"/>
+              <w:bottom w:w="80" w:type="dxa"/>
+              <w:right w:w="120" w:type="dxa"/>
+            </w:tcMar>
+          </w:tcPr>
+          <w:p>
+            <w:proofErr w:type="gramStart"/>
+            <w:r>
+              <w:t>char[</w:t>
+            </w:r>
+            <w:proofErr w:type="gramEnd"/>
+            <w:r>
+              <w:t>32]</w:t>
+            </w:r>
+          </w:p>
+        </w:tc>
+        <w:tc>
+          <w:tcPr>
+            <w:tcW w:w="1842" w:type="dxa"/>
+            <w:tcBorders>
+              <w:top w:val="single" w:sz="1" w:space="0" w:color="CCCCCC"/>
+              <w:left w:val="single" w:sz="1" w:space="0" w:color="CCCCCC"/>
+              <w:bottom w:val="single" w:sz="1" w:space="0" w:color="CCCCCC"/>
+              <w:right w:val="single" w:sz="1" w:space="0" w:color="CCCCCC"/>
+            </w:tcBorders>
+          </w:tcPr>
+          <w:p>
+            <w:r>
+              <w:t>label</w:t>
+            </w:r>
+          </w:p>
+        </w:tc>
+        <w:tc>
+          <w:tcPr>
+            <w:tcW w:w="5234" w:type="dxa"/>
+            <w:tcBorders>
+              <w:top w:val="single" w:sz="1" w:space="0" w:color="CCCCCC"/>
+              <w:left w:val="single" w:sz="1" w:space="0" w:color="CCCCCC"/>
+              <w:bottom w:val="single" w:sz="1" w:space="0" w:color="CCCCCC"/>
+              <w:right w:val="single" w:sz="1" w:space="0" w:color="CCCCCC"/>
+            </w:tcBorders>
+            <w:tcMar>
+              <w:top w:w="80" w:type="dxa"/>
+              <w:left w:w="120" w:type="dxa"/>
+              <w:bottom w:w="80" w:type="dxa"/>
+              <w:right w:w="120" w:type="dxa"/>
+            </w:tcMar>
+          </w:tcPr>
+          <w:p>
+            <w:r>
+              <w:t>set some description of the device</w:t>
+            </w:r>
+          </w:p>
+        </w:tc>
+      </w:tr>
+      <w:tr>
+        <w:tc>
+          <w:tcPr>
+            <w:tcW w:w="992" w:type="dxa"/>
+            <w:tcBorders>
+              <w:top w:val="single" w:sz="1" w:space="0" w:color="CCCCCC"/>
+              <w:left w:val="single" w:sz="1" w:space="0" w:color="CCCCCC"/>
+              <w:bottom w:val="single" w:sz="1" w:space="0" w:color="CCCCCC"/>
+              <w:right w:val="single" w:sz="1" w:space="0" w:color="CCCCCC"/>
+            </w:tcBorders>
+            <w:tcMar>
+              <w:top w:w="80" w:type="dxa"/>
+              <w:left w:w="120" w:type="dxa"/>
+              <w:bottom w:w="80" w:type="dxa"/>
+              <w:right w:w="120" w:type="dxa"/>
+            </w:tcMar>
+          </w:tcPr>
+          <w:p>
+            <w:r>
+              <w:t>0x8002</w:t>
+            </w:r>
+          </w:p>
+        </w:tc>
+        <w:tc>
+          <w:tcPr>
+            <w:tcW w:w="1134" w:type="dxa"/>
+            <w:tcBorders>
+              <w:top w:val="single" w:sz="1" w:space="0" w:color="CCCCCC"/>
+              <w:left w:val="single" w:sz="1" w:space="0" w:color="CCCCCC"/>
+              <w:bottom w:val="single" w:sz="1" w:space="0" w:color="CCCCCC"/>
+              <w:right w:val="single" w:sz="1" w:space="0" w:color="CCCCCC"/>
+            </w:tcBorders>
+            <w:tcMar>
+              <w:top w:w="80" w:type="dxa"/>
+              <w:left w:w="120" w:type="dxa"/>
+              <w:bottom w:w="80" w:type="dxa"/>
+              <w:right w:w="120" w:type="dxa"/>
+            </w:tcMar>
+          </w:tcPr>
+          <w:p>
+            <w:r>
+              <w:t>integer</w:t>
+            </w:r>
+          </w:p>
+        </w:tc>
+        <w:tc>
+          <w:tcPr>
+            <w:tcW w:w="1842" w:type="dxa"/>
+            <w:tcBorders>
+              <w:top w:val="single" w:sz="1" w:space="0" w:color="CCCCCC"/>
+              <w:left w:val="single" w:sz="1" w:space="0" w:color="CCCCCC"/>
+              <w:bottom w:val="single" w:sz="1" w:space="0" w:color="CCCCCC"/>
+              <w:right w:val="single" w:sz="1" w:space="0" w:color="CCCCCC"/>
+            </w:tcBorders>
+          </w:tcPr>
+          <w:p>
+            <w:r>
+              <w:t>mode</w:t>
+            </w:r>
+          </w:p>
+        </w:tc>
+        <w:tc>
+          <w:tcPr>
+            <w:tcW w:w="5234" w:type="dxa"/>
+            <w:tcBorders>
+              <w:top w:val="single" w:sz="1" w:space="0" w:color="CCCCCC"/>
+              <w:left w:val="single" w:sz="1" w:space="0" w:color="CCCCCC"/>
+              <w:bottom w:val="single" w:sz="1" w:space="0" w:color="CCCCCC"/>
+              <w:right w:val="single" w:sz="1" w:space="0" w:color="CCCCCC"/>
+            </w:tcBorders>
+            <w:tcMar>
+              <w:top w:w="80" w:type="dxa"/>
+              <w:left w:w="120" w:type="dxa"/>
+              <w:bottom w:w="80" w:type="dxa"/>
+              <w:right w:w="120" w:type="dxa"/>
+            </w:tcMar>
+          </w:tcPr>
+          <w:p>
+            <w:r>
+              <w:t>set a mode value 0,1,2 etc.</w:t>
             </w:r>
           </w:p>
         </w:tc>
@@ -2789,7 +3326,31 @@
         <w:spacing w:before="60" w:after="100"/>
       </w:pPr>
       <w:r>
-        <w:t>DMX personalities define the operating mode and DMX footprint of a device. For the S3HW dimmer, personality 1 is the 6 x 2.5kW mode (footprint 6) and personality 2 is the 3 x 5kW mode (footprint 3). The controller can read the current personality and all available personalities with their labels, and can set the active personality via RDM.</w:t>
+        <w:t xml:space="preserve">DMX personalities define the operating mode and DMX footprint of a device. For </w:t>
+      </w:r>
+      <w:r>
+        <w:t>a</w:t>
+      </w:r>
+      <w:r>
+        <w:t xml:space="preserve"> </w:t>
+      </w:r>
+      <w:r>
+        <w:t xml:space="preserve">particular </w:t>
+      </w:r>
+      <w:r>
+        <w:t xml:space="preserve">dimmer, personality 1 is the 6 x 2.5kW mode (footprint 6) and personality 2 is the 3 x 5kW mode (footprint 3). </w:t>
+      </w:r>
+      <w:r>
+        <w:lastRenderedPageBreak/>
+        <w:t xml:space="preserve">The controller can read the current personality and all available personalities with their </w:t>
+      </w:r>
+      <w:proofErr w:type="gramStart"/>
+      <w:r>
+        <w:t>labels, and</w:t>
+      </w:r>
+      <w:proofErr w:type="gramEnd"/>
+      <w:r>
+        <w:t xml:space="preserve"> can set the active personality via RDM.</w:t>
       </w:r>
     </w:p>
     <w:p>
@@ -2971,11 +3532,7 @@
           </w:tcPr>
           <w:p>
             <w:r>
-              <w:t xml:space="preserve">GET the current personality number and total count, then list each personality with its DMX footprint </w:t>
-            </w:r>
-            <w:r>
-              <w:lastRenderedPageBreak/>
-              <w:t>and label. The active personality is marked with &lt;-- active.</w:t>
+              <w:t>GET the current personality number and total count, then list each personality with its DMX footprint and label. The active personality is marked with &lt;-- active.</w:t>
             </w:r>
           </w:p>
         </w:tc>
@@ -3004,7 +3561,6 @@
                 <w:sz w:val="18"/>
                 <w:szCs w:val="18"/>
               </w:rPr>
-              <w:lastRenderedPageBreak/>
               <w:t>personality &lt;n&gt;</w:t>
             </w:r>
           </w:p>
@@ -3115,7 +3671,13 @@
         <w:spacing w:before="60" w:after="100"/>
       </w:pPr>
       <w:r>
-        <w:t>Example personality? output for an S3HW dimmer in 6-channel mode:</w:t>
+        <w:t xml:space="preserve">Example personality? output for </w:t>
+      </w:r>
+      <w:r>
+        <w:t xml:space="preserve">a </w:t>
+      </w:r>
+      <w:r>
+        <w:t>dimmer in 6-channel mode:</w:t>
       </w:r>
     </w:p>
     <w:p>
@@ -3157,7 +3719,25 @@
           <w:sz w:val="18"/>
           <w:szCs w:val="18"/>
         </w:rPr>
-        <w:t xml:space="preserve">  [1] footprint=6   "6 x 2.5kW"  &lt;-- active</w:t>
+        <w:t xml:space="preserve">  [1] footprint=6   "6 x 2.5kW</w:t>
+      </w:r>
+      <w:proofErr w:type="gramStart"/>
+      <w:r>
+        <w:rPr>
+          <w:rFonts w:ascii="Courier New" w:eastAsia="Courier New" w:hAnsi="Courier New" w:cs="Courier New"/>
+          <w:sz w:val="18"/>
+          <w:szCs w:val="18"/>
+        </w:rPr>
+        <w:t>"  &lt;</w:t>
+      </w:r>
+      <w:proofErr w:type="gramEnd"/>
+      <w:r>
+        <w:rPr>
+          <w:rFonts w:ascii="Courier New" w:eastAsia="Courier New" w:hAnsi="Courier New" w:cs="Courier New"/>
+          <w:sz w:val="18"/>
+          <w:szCs w:val="18"/>
+        </w:rPr>
+        <w:t>-- active</w:t>
       </w:r>
     </w:p>
     <w:p>
@@ -3184,10 +3764,7 @@
         <w:pStyle w:val="Heading2"/>
       </w:pPr>
       <w:r>
-        <w:t xml:space="preserve">4.6 </w:t>
-      </w:r>
-      <w:r>
-        <w:t>Basic Level Setting</w:t>
+        <w:t>4.6 Basic Level Setting</w:t>
       </w:r>
     </w:p>
     <w:p>
@@ -3530,7 +4107,15 @@
               <w:t xml:space="preserve"> </w:t>
             </w:r>
             <w:r>
-              <w:t xml:space="preserve">command is write only, there is no </w:t>
+              <w:t xml:space="preserve">command is </w:t>
+            </w:r>
+            <w:proofErr w:type="gramStart"/>
+            <w:r>
+              <w:t>write</w:t>
+            </w:r>
+            <w:proofErr w:type="gramEnd"/>
+            <w:r>
+              <w:t xml:space="preserve"> only, there is no </w:t>
             </w:r>
             <w:r>
               <w:rPr>
@@ -3734,10 +4319,7 @@
           </w:tcPr>
           <w:p>
             <w:r>
-              <w:t>I</w:t>
-            </w:r>
-            <w:r>
-              <w:t>nfo</w:t>
+              <w:t>Info</w:t>
             </w:r>
           </w:p>
         </w:tc>
@@ -3810,10 +4392,7 @@
           </w:tcPr>
           <w:p>
             <w:r>
-              <w:t>S</w:t>
-            </w:r>
-            <w:r>
-              <w:t>tatus</w:t>
+              <w:t>Status</w:t>
             </w:r>
           </w:p>
         </w:tc>
@@ -3864,6 +4443,7 @@
                 <w:sz w:val="18"/>
                 <w:szCs w:val="18"/>
               </w:rPr>
+              <w:lastRenderedPageBreak/>
               <w:t>help</w:t>
             </w:r>
           </w:p>
@@ -3886,10 +4466,7 @@
           </w:tcPr>
           <w:p>
             <w:r>
-              <w:t>H</w:t>
-            </w:r>
-            <w:r>
-              <w:t>elp</w:t>
+              <w:t>Help</w:t>
             </w:r>
           </w:p>
         </w:tc>
@@ -3928,7 +4505,6 @@
         <w:keepNext/>
       </w:pPr>
       <w:r>
-        <w:lastRenderedPageBreak/>
         <w:t>4.</w:t>
       </w:r>
       <w:r>
@@ -4164,7 +4740,39 @@
           <w:rFonts w:ascii="Courier New" w:hAnsi="Courier New"/>
           <w:sz w:val="18"/>
         </w:rPr>
-        <w:t xml:space="preserve">  Footprint: 6  Sub-devices: 0  Sensors: 0</w:t>
+        <w:t xml:space="preserve">  Footprint: </w:t>
+      </w:r>
+      <w:proofErr w:type="gramStart"/>
+      <w:r>
+        <w:rPr>
+          <w:rFonts w:ascii="Courier New" w:hAnsi="Courier New"/>
+          <w:sz w:val="18"/>
+        </w:rPr>
+        <w:t>6  Sub</w:t>
+      </w:r>
+      <w:proofErr w:type="gramEnd"/>
+      <w:r>
+        <w:rPr>
+          <w:rFonts w:ascii="Courier New" w:hAnsi="Courier New"/>
+          <w:sz w:val="18"/>
+        </w:rPr>
+        <w:t xml:space="preserve">-devices: </w:t>
+      </w:r>
+      <w:proofErr w:type="gramStart"/>
+      <w:r>
+        <w:rPr>
+          <w:rFonts w:ascii="Courier New" w:hAnsi="Courier New"/>
+          <w:sz w:val="18"/>
+        </w:rPr>
+        <w:t>0  Sensors</w:t>
+      </w:r>
+      <w:proofErr w:type="gramEnd"/>
+      <w:r>
+        <w:rPr>
+          <w:rFonts w:ascii="Courier New" w:hAnsi="Courier New"/>
+          <w:sz w:val="18"/>
+        </w:rPr>
+        <w:t>: 0</w:t>
       </w:r>
     </w:p>
     <w:p>
@@ -4182,16 +4790,351 @@
     </w:p>
     <w:p>
       <w:pPr>
+        <w:shd w:val="clear" w:color="auto" w:fill="FFFFFF"/>
+        <w:tabs>
+          <w:tab w:val="left" w:pos="916"/>
+          <w:tab w:val="left" w:pos="1832"/>
+          <w:tab w:val="left" w:pos="2748"/>
+          <w:tab w:val="left" w:pos="3664"/>
+          <w:tab w:val="left" w:pos="4580"/>
+          <w:tab w:val="left" w:pos="5496"/>
+          <w:tab w:val="left" w:pos="6412"/>
+          <w:tab w:val="left" w:pos="7328"/>
+          <w:tab w:val="left" w:pos="8244"/>
+          <w:tab w:val="left" w:pos="9160"/>
+          <w:tab w:val="left" w:pos="10076"/>
+          <w:tab w:val="left" w:pos="10992"/>
+          <w:tab w:val="left" w:pos="11908"/>
+          <w:tab w:val="left" w:pos="12824"/>
+          <w:tab w:val="left" w:pos="13740"/>
+          <w:tab w:val="left" w:pos="14656"/>
+        </w:tabs>
+        <w:rPr>
+          <w:rFonts w:ascii="Courier New" w:eastAsia="Times New Roman" w:hAnsi="Courier New" w:cs="Courier New"/>
+          <w:color w:val="4E5B61"/>
+          <w:sz w:val="18"/>
+          <w:szCs w:val="18"/>
+        </w:rPr>
+      </w:pPr>
+      <w:r>
+        <w:rPr>
+          <w:rFonts w:ascii="Courier New" w:eastAsia="Times New Roman" w:hAnsi="Courier New" w:cs="Courier New"/>
+          <w:color w:val="4E5B61"/>
+          <w:sz w:val="18"/>
+          <w:szCs w:val="18"/>
+        </w:rPr>
+        <w:tab/>
+      </w:r>
+      <w:r>
+        <w:rPr>
+          <w:rFonts w:ascii="Courier New" w:eastAsia="Times New Roman" w:hAnsi="Courier New" w:cs="Courier New"/>
+          <w:color w:val="4E5B61"/>
+          <w:sz w:val="18"/>
+          <w:szCs w:val="18"/>
+        </w:rPr>
+        <w:t>0x8000: "</w:t>
+      </w:r>
+      <w:proofErr w:type="gramStart"/>
+      <w:r>
+        <w:rPr>
+          <w:rFonts w:ascii="Courier New" w:eastAsia="Times New Roman" w:hAnsi="Courier New" w:cs="Courier New"/>
+          <w:color w:val="4E5B61"/>
+          <w:sz w:val="18"/>
+          <w:szCs w:val="18"/>
+        </w:rPr>
+        <w:t>curve[</w:t>
+      </w:r>
+      <w:proofErr w:type="gramEnd"/>
+      <w:r>
+        <w:rPr>
+          <w:rFonts w:ascii="Courier New" w:eastAsia="Times New Roman" w:hAnsi="Courier New" w:cs="Courier New"/>
+          <w:color w:val="4E5B61"/>
+          <w:sz w:val="18"/>
+          <w:szCs w:val="18"/>
+        </w:rPr>
+        <w:t>6] 0-3, 0xFF ignore</w:t>
+      </w:r>
+      <w:proofErr w:type="gramStart"/>
+      <w:r>
+        <w:rPr>
+          <w:rFonts w:ascii="Courier New" w:eastAsia="Times New Roman" w:hAnsi="Courier New" w:cs="Courier New"/>
+          <w:color w:val="4E5B61"/>
+          <w:sz w:val="18"/>
+          <w:szCs w:val="18"/>
+        </w:rPr>
+        <w:t>"  pdl</w:t>
+      </w:r>
+      <w:proofErr w:type="gramEnd"/>
+      <w:r>
+        <w:rPr>
+          <w:rFonts w:ascii="Courier New" w:eastAsia="Times New Roman" w:hAnsi="Courier New" w:cs="Courier New"/>
+          <w:color w:val="4E5B61"/>
+          <w:sz w:val="18"/>
+          <w:szCs w:val="18"/>
+        </w:rPr>
+        <w:t>=</w:t>
+      </w:r>
+      <w:proofErr w:type="gramStart"/>
+      <w:r>
+        <w:rPr>
+          <w:rFonts w:ascii="Courier New" w:eastAsia="Times New Roman" w:hAnsi="Courier New" w:cs="Courier New"/>
+          <w:color w:val="4E5B61"/>
+          <w:sz w:val="18"/>
+          <w:szCs w:val="18"/>
+        </w:rPr>
+        <w:t>6  range</w:t>
+      </w:r>
+      <w:proofErr w:type="gramEnd"/>
+      <w:r>
+        <w:rPr>
+          <w:rFonts w:ascii="Courier New" w:eastAsia="Times New Roman" w:hAnsi="Courier New" w:cs="Courier New"/>
+          <w:color w:val="4E5B61"/>
+          <w:sz w:val="18"/>
+          <w:szCs w:val="18"/>
+        </w:rPr>
+        <w:t>=0-</w:t>
+      </w:r>
+      <w:proofErr w:type="gramStart"/>
+      <w:r>
+        <w:rPr>
+          <w:rFonts w:ascii="Courier New" w:eastAsia="Times New Roman" w:hAnsi="Courier New" w:cs="Courier New"/>
+          <w:color w:val="4E5B61"/>
+          <w:sz w:val="18"/>
+          <w:szCs w:val="18"/>
+        </w:rPr>
+        <w:t>3  default</w:t>
+      </w:r>
+      <w:proofErr w:type="gramEnd"/>
+      <w:r>
+        <w:rPr>
+          <w:rFonts w:ascii="Courier New" w:eastAsia="Times New Roman" w:hAnsi="Courier New" w:cs="Courier New"/>
+          <w:color w:val="4E5B61"/>
+          <w:sz w:val="18"/>
+          <w:szCs w:val="18"/>
+        </w:rPr>
+        <w:t>=0</w:t>
+      </w:r>
+    </w:p>
+    <w:p>
+      <w:pPr>
+        <w:shd w:val="clear" w:color="auto" w:fill="FFFFFF"/>
+        <w:tabs>
+          <w:tab w:val="left" w:pos="916"/>
+          <w:tab w:val="left" w:pos="1832"/>
+          <w:tab w:val="left" w:pos="2748"/>
+          <w:tab w:val="left" w:pos="3664"/>
+          <w:tab w:val="left" w:pos="4580"/>
+          <w:tab w:val="left" w:pos="5496"/>
+          <w:tab w:val="left" w:pos="6412"/>
+          <w:tab w:val="left" w:pos="7328"/>
+          <w:tab w:val="left" w:pos="8244"/>
+          <w:tab w:val="left" w:pos="9160"/>
+          <w:tab w:val="left" w:pos="10076"/>
+          <w:tab w:val="left" w:pos="10992"/>
+          <w:tab w:val="left" w:pos="11908"/>
+          <w:tab w:val="left" w:pos="12824"/>
+          <w:tab w:val="left" w:pos="13740"/>
+          <w:tab w:val="left" w:pos="14656"/>
+        </w:tabs>
+        <w:rPr>
+          <w:rFonts w:ascii="Courier New" w:eastAsia="Times New Roman" w:hAnsi="Courier New" w:cs="Courier New"/>
+          <w:color w:val="4E5B61"/>
+          <w:sz w:val="18"/>
+          <w:szCs w:val="18"/>
+        </w:rPr>
+      </w:pPr>
+      <w:r>
+        <w:rPr>
+          <w:rFonts w:ascii="Courier New" w:eastAsia="Times New Roman" w:hAnsi="Courier New" w:cs="Courier New"/>
+          <w:color w:val="4E5B61"/>
+          <w:sz w:val="18"/>
+          <w:szCs w:val="18"/>
+        </w:rPr>
+        <w:tab/>
+        <w:t>0</w:t>
+      </w:r>
+      <w:r>
+        <w:rPr>
+          <w:rFonts w:ascii="Courier New" w:eastAsia="Times New Roman" w:hAnsi="Courier New" w:cs="Courier New"/>
+          <w:color w:val="4E5B61"/>
+          <w:sz w:val="18"/>
+          <w:szCs w:val="18"/>
+        </w:rPr>
+        <w:t>x8001: "Rig/circuit label (32 char max)</w:t>
+      </w:r>
+      <w:proofErr w:type="gramStart"/>
+      <w:r>
+        <w:rPr>
+          <w:rFonts w:ascii="Courier New" w:eastAsia="Times New Roman" w:hAnsi="Courier New" w:cs="Courier New"/>
+          <w:color w:val="4E5B61"/>
+          <w:sz w:val="18"/>
+          <w:szCs w:val="18"/>
+        </w:rPr>
+        <w:t>"  pdl</w:t>
+      </w:r>
+      <w:proofErr w:type="gramEnd"/>
+      <w:r>
+        <w:rPr>
+          <w:rFonts w:ascii="Courier New" w:eastAsia="Times New Roman" w:hAnsi="Courier New" w:cs="Courier New"/>
+          <w:color w:val="4E5B61"/>
+          <w:sz w:val="18"/>
+          <w:szCs w:val="18"/>
+        </w:rPr>
+        <w:t>=</w:t>
+      </w:r>
+      <w:proofErr w:type="gramStart"/>
+      <w:r>
+        <w:rPr>
+          <w:rFonts w:ascii="Courier New" w:eastAsia="Times New Roman" w:hAnsi="Courier New" w:cs="Courier New"/>
+          <w:color w:val="4E5B61"/>
+          <w:sz w:val="18"/>
+          <w:szCs w:val="18"/>
+        </w:rPr>
+        <w:t>32  range</w:t>
+      </w:r>
+      <w:proofErr w:type="gramEnd"/>
+      <w:r>
+        <w:rPr>
+          <w:rFonts w:ascii="Courier New" w:eastAsia="Times New Roman" w:hAnsi="Courier New" w:cs="Courier New"/>
+          <w:color w:val="4E5B61"/>
+          <w:sz w:val="18"/>
+          <w:szCs w:val="18"/>
+        </w:rPr>
+        <w:t>=0-</w:t>
+      </w:r>
+      <w:proofErr w:type="gramStart"/>
+      <w:r>
+        <w:rPr>
+          <w:rFonts w:ascii="Courier New" w:eastAsia="Times New Roman" w:hAnsi="Courier New" w:cs="Courier New"/>
+          <w:color w:val="4E5B61"/>
+          <w:sz w:val="18"/>
+          <w:szCs w:val="18"/>
+        </w:rPr>
+        <w:t>0  default</w:t>
+      </w:r>
+      <w:proofErr w:type="gramEnd"/>
+      <w:r>
+        <w:rPr>
+          <w:rFonts w:ascii="Courier New" w:eastAsia="Times New Roman" w:hAnsi="Courier New" w:cs="Courier New"/>
+          <w:color w:val="4E5B61"/>
+          <w:sz w:val="18"/>
+          <w:szCs w:val="18"/>
+        </w:rPr>
+        <w:t>=0</w:t>
+      </w:r>
+    </w:p>
+    <w:p>
+      <w:pPr>
+        <w:shd w:val="clear" w:color="auto" w:fill="FFFFFF"/>
+        <w:tabs>
+          <w:tab w:val="left" w:pos="916"/>
+          <w:tab w:val="left" w:pos="1832"/>
+          <w:tab w:val="left" w:pos="2748"/>
+          <w:tab w:val="left" w:pos="3664"/>
+          <w:tab w:val="left" w:pos="4580"/>
+          <w:tab w:val="left" w:pos="5496"/>
+          <w:tab w:val="left" w:pos="6412"/>
+          <w:tab w:val="left" w:pos="7328"/>
+          <w:tab w:val="left" w:pos="8244"/>
+          <w:tab w:val="left" w:pos="9160"/>
+          <w:tab w:val="left" w:pos="10076"/>
+          <w:tab w:val="left" w:pos="10992"/>
+          <w:tab w:val="left" w:pos="11908"/>
+          <w:tab w:val="left" w:pos="12824"/>
+          <w:tab w:val="left" w:pos="13740"/>
+          <w:tab w:val="left" w:pos="14656"/>
+        </w:tabs>
+        <w:rPr>
+          <w:rFonts w:ascii="Courier New" w:eastAsia="Times New Roman" w:hAnsi="Courier New" w:cs="Courier New"/>
+          <w:color w:val="4E5B61"/>
+          <w:sz w:val="18"/>
+          <w:szCs w:val="18"/>
+        </w:rPr>
+      </w:pPr>
+      <w:r>
+        <w:rPr>
+          <w:rFonts w:ascii="Courier New" w:eastAsia="Times New Roman" w:hAnsi="Courier New" w:cs="Courier New"/>
+          <w:color w:val="4E5B61"/>
+          <w:sz w:val="18"/>
+          <w:szCs w:val="18"/>
+        </w:rPr>
+        <w:tab/>
+      </w:r>
+      <w:r>
+        <w:rPr>
+          <w:rFonts w:ascii="Courier New" w:eastAsia="Times New Roman" w:hAnsi="Courier New" w:cs="Courier New"/>
+          <w:color w:val="4E5B61"/>
+          <w:sz w:val="18"/>
+          <w:szCs w:val="18"/>
+        </w:rPr>
+        <w:t>0x8002: "Mode: 0=normal 1=test 2=safe</w:t>
+      </w:r>
+      <w:proofErr w:type="gramStart"/>
+      <w:r>
+        <w:rPr>
+          <w:rFonts w:ascii="Courier New" w:eastAsia="Times New Roman" w:hAnsi="Courier New" w:cs="Courier New"/>
+          <w:color w:val="4E5B61"/>
+          <w:sz w:val="18"/>
+          <w:szCs w:val="18"/>
+        </w:rPr>
+        <w:t>"  pdl</w:t>
+      </w:r>
+      <w:proofErr w:type="gramEnd"/>
+      <w:r>
+        <w:rPr>
+          <w:rFonts w:ascii="Courier New" w:eastAsia="Times New Roman" w:hAnsi="Courier New" w:cs="Courier New"/>
+          <w:color w:val="4E5B61"/>
+          <w:sz w:val="18"/>
+          <w:szCs w:val="18"/>
+        </w:rPr>
+        <w:t>=</w:t>
+      </w:r>
+      <w:proofErr w:type="gramStart"/>
+      <w:r>
+        <w:rPr>
+          <w:rFonts w:ascii="Courier New" w:eastAsia="Times New Roman" w:hAnsi="Courier New" w:cs="Courier New"/>
+          <w:color w:val="4E5B61"/>
+          <w:sz w:val="18"/>
+          <w:szCs w:val="18"/>
+        </w:rPr>
+        <w:t>1  range</w:t>
+      </w:r>
+      <w:proofErr w:type="gramEnd"/>
+      <w:r>
+        <w:rPr>
+          <w:rFonts w:ascii="Courier New" w:eastAsia="Times New Roman" w:hAnsi="Courier New" w:cs="Courier New"/>
+          <w:color w:val="4E5B61"/>
+          <w:sz w:val="18"/>
+          <w:szCs w:val="18"/>
+        </w:rPr>
+        <w:t>=0-</w:t>
+      </w:r>
+      <w:proofErr w:type="gramStart"/>
+      <w:r>
+        <w:rPr>
+          <w:rFonts w:ascii="Courier New" w:eastAsia="Times New Roman" w:hAnsi="Courier New" w:cs="Courier New"/>
+          <w:color w:val="4E5B61"/>
+          <w:sz w:val="18"/>
+          <w:szCs w:val="18"/>
+        </w:rPr>
+        <w:t>2  default</w:t>
+      </w:r>
+      <w:proofErr w:type="gramEnd"/>
+      <w:r>
+        <w:rPr>
+          <w:rFonts w:ascii="Courier New" w:eastAsia="Times New Roman" w:hAnsi="Courier New" w:cs="Courier New"/>
+          <w:color w:val="4E5B61"/>
+          <w:sz w:val="18"/>
+          <w:szCs w:val="18"/>
+        </w:rPr>
+        <w:t>=0</w:t>
+      </w:r>
+    </w:p>
+    <w:p>
+      <w:pPr>
         <w:spacing w:before="40" w:after="40"/>
         <w:ind w:left="360"/>
       </w:pPr>
-      <w:r>
-        <w:rPr>
-          <w:rFonts w:ascii="Courier New" w:hAnsi="Courier New"/>
-          <w:sz w:val="18"/>
-        </w:rPr>
-        <w:t xml:space="preserve">    0x8000: "Dimming Curve"  pdl=6  range=0-3  default=0</w:t>
-      </w:r>
     </w:p>
     <w:p>
       <w:pPr>
@@ -4287,7 +5230,25 @@
           <w:sz w:val="18"/>
           <w:szCs w:val="18"/>
         </w:rPr>
-        <w:t>[0] 05e0:04298435  &lt;-- active</w:t>
+        <w:t>[0] 05e</w:t>
+      </w:r>
+      <w:proofErr w:type="gramStart"/>
+      <w:r>
+        <w:rPr>
+          <w:rFonts w:ascii="Courier New" w:eastAsia="Courier New" w:hAnsi="Courier New" w:cs="Courier New"/>
+          <w:sz w:val="18"/>
+          <w:szCs w:val="18"/>
+        </w:rPr>
+        <w:t>0:04298435  &lt;</w:t>
+      </w:r>
+      <w:proofErr w:type="gramEnd"/>
+      <w:r>
+        <w:rPr>
+          <w:rFonts w:ascii="Courier New" w:eastAsia="Courier New" w:hAnsi="Courier New" w:cs="Courier New"/>
+          <w:sz w:val="18"/>
+          <w:szCs w:val="18"/>
+        </w:rPr>
+        <w:t>-- active</w:t>
       </w:r>
     </w:p>
     <w:p>
@@ -4355,13 +5316,23 @@
         <w:spacing w:before="40" w:after="40"/>
         <w:ind w:left="360"/>
       </w:pPr>
+      <w:proofErr w:type="spellStart"/>
       <w:r>
         <w:rPr>
           <w:rFonts w:ascii="Courier New" w:eastAsia="Courier New" w:hAnsi="Courier New" w:cs="Courier New"/>
           <w:sz w:val="18"/>
           <w:szCs w:val="18"/>
         </w:rPr>
-        <w:t>addr?</w:t>
+        <w:t>addr</w:t>
+      </w:r>
+      <w:proofErr w:type="spellEnd"/>
+      <w:r>
+        <w:rPr>
+          <w:rFonts w:ascii="Courier New" w:eastAsia="Courier New" w:hAnsi="Courier New" w:cs="Courier New"/>
+          <w:sz w:val="18"/>
+          <w:szCs w:val="18"/>
+        </w:rPr>
+        <w:t>?</w:t>
       </w:r>
     </w:p>
     <w:p>
@@ -4558,10 +5529,18 @@
               <w:t>Set current</w:t>
             </w:r>
             <w:r>
-              <w:t xml:space="preserve"> (active) </w:t>
-            </w:r>
-            <w:r>
-              <w:t xml:space="preserve"> device to device 1 in the device list</w:t>
+              <w:t xml:space="preserve"> (</w:t>
+            </w:r>
+            <w:proofErr w:type="gramStart"/>
+            <w:r>
+              <w:t xml:space="preserve">active) </w:t>
+            </w:r>
+            <w:r>
+              <w:t xml:space="preserve"> device</w:t>
+            </w:r>
+            <w:proofErr w:type="gramEnd"/>
+            <w:r>
+              <w:t xml:space="preserve"> to device 1 in the device list</w:t>
             </w:r>
           </w:p>
         </w:tc>
@@ -4606,6 +5585,7 @@
               <w:rPr>
                 <w:b/>
               </w:rPr>
+              <w:lastRenderedPageBreak/>
               <w:t xml:space="preserve">Note: </w:t>
             </w:r>
             <w:r>
@@ -4640,7 +5620,6 @@
         </w:pBdr>
       </w:pPr>
       <w:r>
-        <w:lastRenderedPageBreak/>
         <w:t>6. Worked Examples</w:t>
       </w:r>
     </w:p>
@@ -4665,7 +5644,25 @@
           <w:sz w:val="18"/>
           <w:szCs w:val="18"/>
         </w:rPr>
-        <w:t>discover                   ; find the dimmer</w:t>
+        <w:t xml:space="preserve">discover                 </w:t>
+      </w:r>
+      <w:proofErr w:type="gramStart"/>
+      <w:r>
+        <w:rPr>
+          <w:rFonts w:ascii="Courier New" w:eastAsia="Courier New" w:hAnsi="Courier New" w:cs="Courier New"/>
+          <w:sz w:val="18"/>
+          <w:szCs w:val="18"/>
+        </w:rPr>
+        <w:t xml:space="preserve">  ;</w:t>
+      </w:r>
+      <w:proofErr w:type="gramEnd"/>
+      <w:r>
+        <w:rPr>
+          <w:rFonts w:ascii="Courier New" w:eastAsia="Courier New" w:hAnsi="Courier New" w:cs="Courier New"/>
+          <w:sz w:val="18"/>
+          <w:szCs w:val="18"/>
+        </w:rPr>
+        <w:t xml:space="preserve"> find the dimmer</w:t>
       </w:r>
     </w:p>
     <w:p>
@@ -4674,13 +5671,41 @@
         <w:spacing w:before="40" w:after="40"/>
         <w:ind w:left="360"/>
       </w:pPr>
+      <w:proofErr w:type="spellStart"/>
       <w:r>
         <w:rPr>
           <w:rFonts w:ascii="Courier New" w:eastAsia="Courier New" w:hAnsi="Courier New" w:cs="Courier New"/>
           <w:sz w:val="18"/>
           <w:szCs w:val="18"/>
         </w:rPr>
-        <w:t>addr 1                     ; set DMX start address</w:t>
+        <w:t>addr</w:t>
+      </w:r>
+      <w:proofErr w:type="spellEnd"/>
+      <w:r>
+        <w:rPr>
+          <w:rFonts w:ascii="Courier New" w:eastAsia="Courier New" w:hAnsi="Courier New" w:cs="Courier New"/>
+          <w:sz w:val="18"/>
+          <w:szCs w:val="18"/>
+        </w:rPr>
+        <w:t xml:space="preserve"> 1                   </w:t>
+      </w:r>
+      <w:proofErr w:type="gramStart"/>
+      <w:r>
+        <w:rPr>
+          <w:rFonts w:ascii="Courier New" w:eastAsia="Courier New" w:hAnsi="Courier New" w:cs="Courier New"/>
+          <w:sz w:val="18"/>
+          <w:szCs w:val="18"/>
+        </w:rPr>
+        <w:t xml:space="preserve">  ;</w:t>
+      </w:r>
+      <w:proofErr w:type="gramEnd"/>
+      <w:r>
+        <w:rPr>
+          <w:rFonts w:ascii="Courier New" w:eastAsia="Courier New" w:hAnsi="Courier New" w:cs="Courier New"/>
+          <w:sz w:val="18"/>
+          <w:szCs w:val="18"/>
+        </w:rPr>
+        <w:t xml:space="preserve"> set DMX start address</w:t>
       </w:r>
     </w:p>
     <w:p>
@@ -4695,7 +5720,43 @@
           <w:sz w:val="18"/>
           <w:szCs w:val="18"/>
         </w:rPr>
-        <w:t>curve tmp                  ; set Tempus curve on all channels</w:t>
+        <w:t xml:space="preserve">curve </w:t>
+      </w:r>
+      <w:proofErr w:type="spellStart"/>
+      <w:r>
+        <w:rPr>
+          <w:rFonts w:ascii="Courier New" w:eastAsia="Courier New" w:hAnsi="Courier New" w:cs="Courier New"/>
+          <w:sz w:val="18"/>
+          <w:szCs w:val="18"/>
+        </w:rPr>
+        <w:t>tmp</w:t>
+      </w:r>
+      <w:proofErr w:type="spellEnd"/>
+      <w:r>
+        <w:rPr>
+          <w:rFonts w:ascii="Courier New" w:eastAsia="Courier New" w:hAnsi="Courier New" w:cs="Courier New"/>
+          <w:sz w:val="18"/>
+          <w:szCs w:val="18"/>
+        </w:rPr>
+        <w:t xml:space="preserve">                </w:t>
+      </w:r>
+      <w:proofErr w:type="gramStart"/>
+      <w:r>
+        <w:rPr>
+          <w:rFonts w:ascii="Courier New" w:eastAsia="Courier New" w:hAnsi="Courier New" w:cs="Courier New"/>
+          <w:sz w:val="18"/>
+          <w:szCs w:val="18"/>
+        </w:rPr>
+        <w:t xml:space="preserve">  ;</w:t>
+      </w:r>
+      <w:proofErr w:type="gramEnd"/>
+      <w:r>
+        <w:rPr>
+          <w:rFonts w:ascii="Courier New" w:eastAsia="Courier New" w:hAnsi="Courier New" w:cs="Courier New"/>
+          <w:sz w:val="18"/>
+          <w:szCs w:val="18"/>
+        </w:rPr>
+        <w:t xml:space="preserve"> set Tempus curve on all channels</w:t>
       </w:r>
     </w:p>
     <w:p>
@@ -4710,7 +5771,43 @@
           <w:sz w:val="18"/>
           <w:szCs w:val="18"/>
         </w:rPr>
-        <w:t>curve 6 sq                 ; override channel 6 to square law</w:t>
+        <w:t xml:space="preserve">curve 6 </w:t>
+      </w:r>
+      <w:proofErr w:type="spellStart"/>
+      <w:r>
+        <w:rPr>
+          <w:rFonts w:ascii="Courier New" w:eastAsia="Courier New" w:hAnsi="Courier New" w:cs="Courier New"/>
+          <w:sz w:val="18"/>
+          <w:szCs w:val="18"/>
+        </w:rPr>
+        <w:t>sq</w:t>
+      </w:r>
+      <w:proofErr w:type="spellEnd"/>
+      <w:r>
+        <w:rPr>
+          <w:rFonts w:ascii="Courier New" w:eastAsia="Courier New" w:hAnsi="Courier New" w:cs="Courier New"/>
+          <w:sz w:val="18"/>
+          <w:szCs w:val="18"/>
+        </w:rPr>
+        <w:t xml:space="preserve">               </w:t>
+      </w:r>
+      <w:proofErr w:type="gramStart"/>
+      <w:r>
+        <w:rPr>
+          <w:rFonts w:ascii="Courier New" w:eastAsia="Courier New" w:hAnsi="Courier New" w:cs="Courier New"/>
+          <w:sz w:val="18"/>
+          <w:szCs w:val="18"/>
+        </w:rPr>
+        <w:t xml:space="preserve">  ;</w:t>
+      </w:r>
+      <w:proofErr w:type="gramEnd"/>
+      <w:r>
+        <w:rPr>
+          <w:rFonts w:ascii="Courier New" w:eastAsia="Courier New" w:hAnsi="Courier New" w:cs="Courier New"/>
+          <w:sz w:val="18"/>
+          <w:szCs w:val="18"/>
+        </w:rPr>
+        <w:t xml:space="preserve"> override channel 6 to square law</w:t>
       </w:r>
     </w:p>
     <w:p>
@@ -4725,7 +5822,25 @@
           <w:sz w:val="18"/>
           <w:szCs w:val="18"/>
         </w:rPr>
-        <w:t>status                     ; verify settings</w:t>
+        <w:t xml:space="preserve">status                   </w:t>
+      </w:r>
+      <w:proofErr w:type="gramStart"/>
+      <w:r>
+        <w:rPr>
+          <w:rFonts w:ascii="Courier New" w:eastAsia="Courier New" w:hAnsi="Courier New" w:cs="Courier New"/>
+          <w:sz w:val="18"/>
+          <w:szCs w:val="18"/>
+        </w:rPr>
+        <w:t xml:space="preserve">  ;</w:t>
+      </w:r>
+      <w:proofErr w:type="gramEnd"/>
+      <w:r>
+        <w:rPr>
+          <w:rFonts w:ascii="Courier New" w:eastAsia="Courier New" w:hAnsi="Courier New" w:cs="Courier New"/>
+          <w:sz w:val="18"/>
+          <w:szCs w:val="18"/>
+        </w:rPr>
+        <w:t xml:space="preserve"> verify settings</w:t>
       </w:r>
     </w:p>
     <w:p>
@@ -4753,7 +5868,25 @@
           <w:sz w:val="18"/>
           <w:szCs w:val="18"/>
         </w:rPr>
-        <w:t>identify on                ; flash the status LED</w:t>
+        <w:t xml:space="preserve">identify on              </w:t>
+      </w:r>
+      <w:proofErr w:type="gramStart"/>
+      <w:r>
+        <w:rPr>
+          <w:rFonts w:ascii="Courier New" w:eastAsia="Courier New" w:hAnsi="Courier New" w:cs="Courier New"/>
+          <w:sz w:val="18"/>
+          <w:szCs w:val="18"/>
+        </w:rPr>
+        <w:t xml:space="preserve">  ;</w:t>
+      </w:r>
+      <w:proofErr w:type="gramEnd"/>
+      <w:r>
+        <w:rPr>
+          <w:rFonts w:ascii="Courier New" w:eastAsia="Courier New" w:hAnsi="Courier New" w:cs="Courier New"/>
+          <w:sz w:val="18"/>
+          <w:szCs w:val="18"/>
+        </w:rPr>
+        <w:t xml:space="preserve"> flash the status LED</w:t>
       </w:r>
     </w:p>
     <w:p>
@@ -4805,13 +5938,41 @@
         <w:spacing w:before="40" w:after="40"/>
         <w:ind w:left="360"/>
       </w:pPr>
+      <w:proofErr w:type="spellStart"/>
       <w:r>
         <w:rPr>
           <w:rFonts w:ascii="Courier New" w:eastAsia="Courier New" w:hAnsi="Courier New" w:cs="Courier New"/>
           <w:sz w:val="18"/>
           <w:szCs w:val="18"/>
         </w:rPr>
-        <w:t>addr?                      ; check current address</w:t>
+        <w:t>addr</w:t>
+      </w:r>
+      <w:proofErr w:type="spellEnd"/>
+      <w:r>
+        <w:rPr>
+          <w:rFonts w:ascii="Courier New" w:eastAsia="Courier New" w:hAnsi="Courier New" w:cs="Courier New"/>
+          <w:sz w:val="18"/>
+          <w:szCs w:val="18"/>
+        </w:rPr>
+        <w:t xml:space="preserve">?                    </w:t>
+      </w:r>
+      <w:proofErr w:type="gramStart"/>
+      <w:r>
+        <w:rPr>
+          <w:rFonts w:ascii="Courier New" w:eastAsia="Courier New" w:hAnsi="Courier New" w:cs="Courier New"/>
+          <w:sz w:val="18"/>
+          <w:szCs w:val="18"/>
+        </w:rPr>
+        <w:t xml:space="preserve">  ;</w:t>
+      </w:r>
+      <w:proofErr w:type="gramEnd"/>
+      <w:r>
+        <w:rPr>
+          <w:rFonts w:ascii="Courier New" w:eastAsia="Courier New" w:hAnsi="Courier New" w:cs="Courier New"/>
+          <w:sz w:val="18"/>
+          <w:szCs w:val="18"/>
+        </w:rPr>
+        <w:t xml:space="preserve"> check current address</w:t>
       </w:r>
     </w:p>
     <w:p>
@@ -4820,13 +5981,41 @@
         <w:spacing w:before="40" w:after="40"/>
         <w:ind w:left="360"/>
       </w:pPr>
+      <w:proofErr w:type="spellStart"/>
       <w:r>
         <w:rPr>
           <w:rFonts w:ascii="Courier New" w:eastAsia="Courier New" w:hAnsi="Courier New" w:cs="Courier New"/>
           <w:sz w:val="18"/>
           <w:szCs w:val="18"/>
         </w:rPr>
-        <w:t>addr 43                    ; set new address</w:t>
+        <w:t>addr</w:t>
+      </w:r>
+      <w:proofErr w:type="spellEnd"/>
+      <w:r>
+        <w:rPr>
+          <w:rFonts w:ascii="Courier New" w:eastAsia="Courier New" w:hAnsi="Courier New" w:cs="Courier New"/>
+          <w:sz w:val="18"/>
+          <w:szCs w:val="18"/>
+        </w:rPr>
+        <w:t xml:space="preserve"> 43                  </w:t>
+      </w:r>
+      <w:proofErr w:type="gramStart"/>
+      <w:r>
+        <w:rPr>
+          <w:rFonts w:ascii="Courier New" w:eastAsia="Courier New" w:hAnsi="Courier New" w:cs="Courier New"/>
+          <w:sz w:val="18"/>
+          <w:szCs w:val="18"/>
+        </w:rPr>
+        <w:t xml:space="preserve">  ;</w:t>
+      </w:r>
+      <w:proofErr w:type="gramEnd"/>
+      <w:r>
+        <w:rPr>
+          <w:rFonts w:ascii="Courier New" w:eastAsia="Courier New" w:hAnsi="Courier New" w:cs="Courier New"/>
+          <w:sz w:val="18"/>
+          <w:szCs w:val="18"/>
+        </w:rPr>
+        <w:t xml:space="preserve"> set new address</w:t>
       </w:r>
     </w:p>
     <w:p>
@@ -4835,13 +6024,41 @@
         <w:spacing w:before="40" w:after="40"/>
         <w:ind w:left="360"/>
       </w:pPr>
+      <w:proofErr w:type="spellStart"/>
       <w:r>
         <w:rPr>
           <w:rFonts w:ascii="Courier New" w:eastAsia="Courier New" w:hAnsi="Courier New" w:cs="Courier New"/>
           <w:sz w:val="18"/>
           <w:szCs w:val="18"/>
         </w:rPr>
-        <w:t>addr?                      ; confirm</w:t>
+        <w:t>addr</w:t>
+      </w:r>
+      <w:proofErr w:type="spellEnd"/>
+      <w:r>
+        <w:rPr>
+          <w:rFonts w:ascii="Courier New" w:eastAsia="Courier New" w:hAnsi="Courier New" w:cs="Courier New"/>
+          <w:sz w:val="18"/>
+          <w:szCs w:val="18"/>
+        </w:rPr>
+        <w:t xml:space="preserve">?                    </w:t>
+      </w:r>
+      <w:proofErr w:type="gramStart"/>
+      <w:r>
+        <w:rPr>
+          <w:rFonts w:ascii="Courier New" w:eastAsia="Courier New" w:hAnsi="Courier New" w:cs="Courier New"/>
+          <w:sz w:val="18"/>
+          <w:szCs w:val="18"/>
+        </w:rPr>
+        <w:t xml:space="preserve">  ;</w:t>
+      </w:r>
+      <w:proofErr w:type="gramEnd"/>
+      <w:r>
+        <w:rPr>
+          <w:rFonts w:ascii="Courier New" w:eastAsia="Courier New" w:hAnsi="Courier New" w:cs="Courier New"/>
+          <w:sz w:val="18"/>
+          <w:szCs w:val="18"/>
+        </w:rPr>
+        <w:t xml:space="preserve"> confirm</w:t>
       </w:r>
     </w:p>
     <w:p>
@@ -4849,16 +6066,7 @@
         <w:pStyle w:val="Heading2"/>
       </w:pPr>
       <w:r>
-        <w:t>6.</w:t>
-      </w:r>
-      <w:r>
-        <w:t>4</w:t>
-      </w:r>
-      <w:r>
-        <w:t xml:space="preserve"> </w:t>
-      </w:r>
-      <w:r>
-        <w:t>Set level of channel on a running rig</w:t>
+        <w:t>6.4 Set level of channel on a running rig</w:t>
       </w:r>
     </w:p>
     <w:p>
@@ -4873,23 +6081,25 @@
           <w:sz w:val="18"/>
           <w:szCs w:val="18"/>
         </w:rPr>
-        <w:t>level 43 255</w:t>
-      </w:r>
+        <w:t xml:space="preserve">level 43 255             </w:t>
+      </w:r>
+      <w:proofErr w:type="gramStart"/>
       <w:r>
         <w:rPr>
           <w:rFonts w:ascii="Courier New" w:eastAsia="Courier New" w:hAnsi="Courier New" w:cs="Courier New"/>
           <w:sz w:val="18"/>
           <w:szCs w:val="18"/>
         </w:rPr>
-        <w:t xml:space="preserve">               ; check </w:t>
-      </w:r>
+        <w:t xml:space="preserve">  ;</w:t>
+      </w:r>
+      <w:proofErr w:type="gramEnd"/>
       <w:r>
         <w:rPr>
           <w:rFonts w:ascii="Courier New" w:eastAsia="Courier New" w:hAnsi="Courier New" w:cs="Courier New"/>
           <w:sz w:val="18"/>
           <w:szCs w:val="18"/>
         </w:rPr>
-        <w:t xml:space="preserve">channel </w:t>
+        <w:t xml:space="preserve"> check channel </w:t>
       </w:r>
       <w:r>
         <w:rPr>
@@ -5311,6 +6521,7 @@
                 <w:b/>
                 <w:bCs/>
               </w:rPr>
+              <w:lastRenderedPageBreak/>
               <w:t>PID</w:t>
             </w:r>
           </w:p>
@@ -5437,8 +6648,21 @@
             </w:tcMar>
           </w:tcPr>
           <w:p>
-            <w:r>
-              <w:t>addr / addr?</w:t>
+            <w:proofErr w:type="spellStart"/>
+            <w:r>
+              <w:t>addr</w:t>
+            </w:r>
+            <w:proofErr w:type="spellEnd"/>
+            <w:r>
+              <w:t xml:space="preserve"> / </w:t>
+            </w:r>
+            <w:proofErr w:type="spellStart"/>
+            <w:r>
+              <w:t>addr</w:t>
+            </w:r>
+            <w:proofErr w:type="spellEnd"/>
+            <w:r>
+              <w:t>?</w:t>
             </w:r>
           </w:p>
         </w:tc>
@@ -5539,7 +6763,6 @@
                 <w:rFonts w:ascii="Courier New" w:hAnsi="Courier New"/>
                 <w:sz w:val="18"/>
               </w:rPr>
-              <w:lastRenderedPageBreak/>
               <w:t>0x00E0</w:t>
             </w:r>
           </w:p>
@@ -5875,7 +7098,15 @@
           </w:tcPr>
           <w:p>
             <w:r>
-              <w:t>info (discover, mfr PIDs)</w:t>
+              <w:t xml:space="preserve">info (discover, </w:t>
+            </w:r>
+            <w:proofErr w:type="spellStart"/>
+            <w:r>
+              <w:t>mfr</w:t>
+            </w:r>
+            <w:proofErr w:type="spellEnd"/>
+            <w:r>
+              <w:t xml:space="preserve"> PIDs)</w:t>
             </w:r>
           </w:p>
         </w:tc>
@@ -6009,7 +7240,13 @@
               <w:t xml:space="preserve">Note: </w:t>
             </w:r>
             <w:r>
-              <w:t>PID 0x8000 (MFR_CURVE) is a manufacturer-specific parameter defined by ROLITECH for the S3HW dimmer. Its 6-byte payload carries one curve ID per channel. A value of 0xFF in any byte means “no change” on a SET command.</w:t>
+              <w:t xml:space="preserve">PID 0x8000 (MFR_CURVE) is a manufacturer-specific parameter defined by ROLITECH for </w:t>
+            </w:r>
+            <w:r>
+              <w:t>a DMX</w:t>
+            </w:r>
+            <w:r>
+              <w:t xml:space="preserve"> dimmer. Its 6-byte payload carries one curve ID per channel. A value of 0xFF in any byte means “no change” on a SET command.</w:t>
             </w:r>
           </w:p>
         </w:tc>
@@ -6142,64 +7379,23 @@
             </w:tcMar>
           </w:tcPr>
           <w:p>
+            <w:proofErr w:type="spellStart"/>
             <w:r>
               <w:rPr>
                 <w:rFonts w:ascii="Courier New" w:eastAsia="Courier New" w:hAnsi="Courier New" w:cs="Courier New"/>
                 <w:sz w:val="18"/>
                 <w:szCs w:val="18"/>
               </w:rPr>
-              <w:t>esp_dmx (v4.1.0)</w:t>
-            </w:r>
-          </w:p>
-        </w:tc>
-        <w:tc>
-          <w:tcPr>
-            <w:tcW w:w="6226" w:type="dxa"/>
-            <w:tcBorders>
-              <w:top w:val="single" w:sz="1" w:space="0" w:color="CCCCCC"/>
-              <w:left w:val="single" w:sz="1" w:space="0" w:color="CCCCCC"/>
-              <w:bottom w:val="single" w:sz="1" w:space="0" w:color="CCCCCC"/>
-              <w:right w:val="single" w:sz="1" w:space="0" w:color="CCCCCC"/>
-            </w:tcBorders>
-            <w:tcMar>
-              <w:top w:w="80" w:type="dxa"/>
-              <w:left w:w="120" w:type="dxa"/>
-              <w:bottom w:w="80" w:type="dxa"/>
-              <w:right w:w="120" w:type="dxa"/>
-            </w:tcMar>
-          </w:tcPr>
-          <w:p>
-            <w:r>
-              <w:t>DMX/RDM driver by Mitch Weisbrod. Requires the uart.c patch (rename uart.c to uart.c.bak in src/dmx/hal/).</w:t>
-            </w:r>
-          </w:p>
-        </w:tc>
-      </w:tr>
-      <w:tr>
-        <w:tc>
-          <w:tcPr>
-            <w:tcW w:w="2800" w:type="dxa"/>
-            <w:tcBorders>
-              <w:top w:val="single" w:sz="1" w:space="0" w:color="CCCCCC"/>
-              <w:left w:val="single" w:sz="1" w:space="0" w:color="CCCCCC"/>
-              <w:bottom w:val="single" w:sz="1" w:space="0" w:color="CCCCCC"/>
-              <w:right w:val="single" w:sz="1" w:space="0" w:color="CCCCCC"/>
-            </w:tcBorders>
-            <w:tcMar>
-              <w:top w:w="80" w:type="dxa"/>
-              <w:left w:w="120" w:type="dxa"/>
-              <w:bottom w:w="80" w:type="dxa"/>
-              <w:right w:w="120" w:type="dxa"/>
-            </w:tcMar>
-          </w:tcPr>
-          <w:p>
+              <w:t>esp_dmx</w:t>
+            </w:r>
+            <w:proofErr w:type="spellEnd"/>
             <w:r>
               <w:rPr>
                 <w:rFonts w:ascii="Courier New" w:eastAsia="Courier New" w:hAnsi="Courier New" w:cs="Courier New"/>
                 <w:sz w:val="18"/>
                 <w:szCs w:val="18"/>
               </w:rPr>
-              <w:t>custom_controller.h/.c</w:t>
+              <w:t xml:space="preserve"> (v4.1.0)</w:t>
             </w:r>
           </w:p>
         </w:tc>
@@ -6221,7 +7417,124 @@
           </w:tcPr>
           <w:p>
             <w:r>
-              <w:t>ROLITECH helper for rdm_send_get/set_current_curve and RDM_PID_MFR_CURVE. Must be present in the sketch folder.</w:t>
+              <w:t xml:space="preserve">DMX/RDM driver by Mitch Weisbrod. Requires the </w:t>
+            </w:r>
+            <w:proofErr w:type="spellStart"/>
+            <w:r>
+              <w:t>uart.c</w:t>
+            </w:r>
+            <w:proofErr w:type="spellEnd"/>
+            <w:r>
+              <w:t xml:space="preserve"> patch (rename </w:t>
+            </w:r>
+            <w:proofErr w:type="spellStart"/>
+            <w:r>
+              <w:t>uart.c</w:t>
+            </w:r>
+            <w:proofErr w:type="spellEnd"/>
+            <w:r>
+              <w:t xml:space="preserve"> to </w:t>
+            </w:r>
+            <w:proofErr w:type="spellStart"/>
+            <w:r>
+              <w:t>uart.c.bak</w:t>
+            </w:r>
+            <w:proofErr w:type="spellEnd"/>
+            <w:r>
+              <w:t xml:space="preserve"> in </w:t>
+            </w:r>
+            <w:proofErr w:type="spellStart"/>
+            <w:r>
+              <w:t>src</w:t>
+            </w:r>
+            <w:proofErr w:type="spellEnd"/>
+            <w:r>
+              <w:t>/dmx/</w:t>
+            </w:r>
+            <w:proofErr w:type="spellStart"/>
+            <w:r>
+              <w:t>hal</w:t>
+            </w:r>
+            <w:proofErr w:type="spellEnd"/>
+            <w:r>
+              <w:t>/).</w:t>
+            </w:r>
+          </w:p>
+        </w:tc>
+      </w:tr>
+      <w:tr>
+        <w:tc>
+          <w:tcPr>
+            <w:tcW w:w="2800" w:type="dxa"/>
+            <w:tcBorders>
+              <w:top w:val="single" w:sz="1" w:space="0" w:color="CCCCCC"/>
+              <w:left w:val="single" w:sz="1" w:space="0" w:color="CCCCCC"/>
+              <w:bottom w:val="single" w:sz="1" w:space="0" w:color="CCCCCC"/>
+              <w:right w:val="single" w:sz="1" w:space="0" w:color="CCCCCC"/>
+            </w:tcBorders>
+            <w:tcMar>
+              <w:top w:w="80" w:type="dxa"/>
+              <w:left w:w="120" w:type="dxa"/>
+              <w:bottom w:w="80" w:type="dxa"/>
+              <w:right w:w="120" w:type="dxa"/>
+            </w:tcMar>
+          </w:tcPr>
+          <w:p>
+            <w:proofErr w:type="spellStart"/>
+            <w:r>
+              <w:rPr>
+                <w:rFonts w:ascii="Courier New" w:eastAsia="Courier New" w:hAnsi="Courier New" w:cs="Courier New"/>
+                <w:sz w:val="18"/>
+                <w:szCs w:val="18"/>
+              </w:rPr>
+              <w:t>custom_controller.h</w:t>
+            </w:r>
+            <w:proofErr w:type="spellEnd"/>
+            <w:r>
+              <w:rPr>
+                <w:rFonts w:ascii="Courier New" w:eastAsia="Courier New" w:hAnsi="Courier New" w:cs="Courier New"/>
+                <w:sz w:val="18"/>
+                <w:szCs w:val="18"/>
+              </w:rPr>
+              <w:t>/.c</w:t>
+            </w:r>
+          </w:p>
+        </w:tc>
+        <w:tc>
+          <w:tcPr>
+            <w:tcW w:w="6226" w:type="dxa"/>
+            <w:tcBorders>
+              <w:top w:val="single" w:sz="1" w:space="0" w:color="CCCCCC"/>
+              <w:left w:val="single" w:sz="1" w:space="0" w:color="CCCCCC"/>
+              <w:bottom w:val="single" w:sz="1" w:space="0" w:color="CCCCCC"/>
+              <w:right w:val="single" w:sz="1" w:space="0" w:color="CCCCCC"/>
+            </w:tcBorders>
+            <w:tcMar>
+              <w:top w:w="80" w:type="dxa"/>
+              <w:left w:w="120" w:type="dxa"/>
+              <w:bottom w:w="80" w:type="dxa"/>
+              <w:right w:w="120" w:type="dxa"/>
+            </w:tcMar>
+          </w:tcPr>
+          <w:p>
+            <w:r>
+              <w:t xml:space="preserve">ROLITECH helper for </w:t>
+            </w:r>
+            <w:proofErr w:type="spellStart"/>
+            <w:r>
+              <w:t>rdm_send_get</w:t>
+            </w:r>
+            <w:proofErr w:type="spellEnd"/>
+            <w:r>
+              <w:t>/</w:t>
+            </w:r>
+            <w:proofErr w:type="spellStart"/>
+            <w:r>
+              <w:t>set_current_curve</w:t>
+            </w:r>
+            <w:proofErr w:type="spellEnd"/>
+            <w:r>
+              <w:t xml:space="preserve"> and RDM_PID_MFR_CURVE. Must be present in the sketch folder.</w:t>
             </w:r>
           </w:p>
         </w:tc>
@@ -7005,6 +8318,49 @@
       <w:szCs w:val="20"/>
     </w:rPr>
   </w:style>
+  <w:style w:type="paragraph" w:styleId="HTMLPreformatted">
+    <w:name w:val="HTML Preformatted"/>
+    <w:basedOn w:val="Normal"/>
+    <w:link w:val="HTMLPreformattedChar"/>
+    <w:uiPriority w:val="99"/>
+    <w:semiHidden/>
+    <w:unhideWhenUsed/>
+    <w:rsid w:val="00B20556"/>
+    <w:pPr>
+      <w:tabs>
+        <w:tab w:val="left" w:pos="916"/>
+        <w:tab w:val="left" w:pos="1832"/>
+        <w:tab w:val="left" w:pos="2748"/>
+        <w:tab w:val="left" w:pos="3664"/>
+        <w:tab w:val="left" w:pos="4580"/>
+        <w:tab w:val="left" w:pos="5496"/>
+        <w:tab w:val="left" w:pos="6412"/>
+        <w:tab w:val="left" w:pos="7328"/>
+        <w:tab w:val="left" w:pos="8244"/>
+        <w:tab w:val="left" w:pos="9160"/>
+        <w:tab w:val="left" w:pos="10076"/>
+        <w:tab w:val="left" w:pos="10992"/>
+        <w:tab w:val="left" w:pos="11908"/>
+        <w:tab w:val="left" w:pos="12824"/>
+        <w:tab w:val="left" w:pos="13740"/>
+        <w:tab w:val="left" w:pos="14656"/>
+      </w:tabs>
+    </w:pPr>
+    <w:rPr>
+      <w:rFonts w:ascii="Courier New" w:eastAsia="Times New Roman" w:hAnsi="Courier New" w:cs="Courier New"/>
+    </w:rPr>
+  </w:style>
+  <w:style w:type="character" w:customStyle="1" w:styleId="HTMLPreformattedChar">
+    <w:name w:val="HTML Preformatted Char"/>
+    <w:basedOn w:val="DefaultParagraphFont"/>
+    <w:link w:val="HTMLPreformatted"/>
+    <w:uiPriority w:val="99"/>
+    <w:semiHidden/>
+    <w:rsid w:val="00B20556"/>
+    <w:rPr>
+      <w:rFonts w:ascii="Courier New" w:eastAsia="Times New Roman" w:hAnsi="Courier New" w:cs="Courier New"/>
+    </w:rPr>
+  </w:style>
 </w:styles>
 </file>
 
